--- a/lessons/2-8/downloads/2-8-notes-teacher-l2.docx
+++ b/lessons/2-8/downloads/2-8-notes-teacher-l2.docx
@@ -1037,6 +1037,314 @@
         </w:tc>
       </w:tr>
     </w:tbl>
+    <w:tbl>
+      <w:tblPr>
+        <w:tblW w:type="pct" w:w="100%"/>
+        <w:tblBorders>
+          <w:top w:val="none" w:color="FFFFFF" w:sz="0"/>
+          <w:left w:val="none" w:color="FFFFFF" w:sz="0"/>
+          <w:bottom w:val="single" w:color="C7D2DD" w:sz="4"/>
+          <w:right w:val="none" w:color="FFFFFF" w:sz="0"/>
+          <w:insideH w:val="none" w:color="FFFFFF" w:sz="0"/>
+          <w:insideV w:val="none" w:color="FFFFFF" w:sz="0"/>
+        </w:tblBorders>
+      </w:tblPr>
+      <w:tblGrid>
+        <w:gridCol w:w="1800"/>
+        <w:gridCol w:w="7560"/>
+      </w:tblGrid>
+      <w:tr>
+        <w:trPr>
+          <w:cantSplit/>
+        </w:trPr>
+        <w:tc>
+          <w:tcPr>
+            <w:tcW w:type="dxa" w:w="1800"/>
+            <w:tcMar>
+              <w:top w:type="dxa" w:w="100"/>
+              <w:left w:type="dxa" w:w="40"/>
+              <w:bottom w:type="dxa" w:w="100"/>
+              <w:right w:type="dxa" w:w="120"/>
+            </w:tcMar>
+            <w:vAlign w:val="center"/>
+          </w:tcPr>
+          <w:p>
+            <w:pPr>
+              <w:spacing w:after="0"/>
+              <w:jc w:val="center"/>
+            </w:pPr>
+            <w:r>
+              <w:drawing>
+                <wp:inline distT="0" distB="0" distL="0" distR="0">
+                  <wp:extent cx="1047750" cy="790575"/>
+                  <wp:effectExtent t="0" r="0" b="0" l="0"/>
+                  <wp:docPr id="1" name="" descr="" title=""/>
+                  <wp:cNvGraphicFramePr>
+                    <a:graphicFrameLocks xmlns:a="http://schemas.openxmlformats.org/drawingml/2006/main" noChangeAspect="1"/>
+                  </wp:cNvGraphicFramePr>
+                  <a:graphic xmlns:a="http://schemas.openxmlformats.org/drawingml/2006/main">
+                    <a:graphicData uri="http://schemas.openxmlformats.org/drawingml/2006/picture">
+                      <pic:pic xmlns:pic="http://schemas.openxmlformats.org/drawingml/2006/picture">
+                        <pic:nvPicPr>
+                          <pic:cNvPr id="0" name="" descr=""/>
+                          <pic:cNvPicPr>
+                            <a:picLocks noChangeAspect="1" noChangeArrowheads="1"/>
+                          </pic:cNvPicPr>
+                        </pic:nvPicPr>
+                        <pic:blipFill>
+                          <a:blip r:embed="rId9" cstate="none"/>
+                          <a:srcRect/>
+                          <a:stretch>
+                            <a:fillRect/>
+                          </a:stretch>
+                        </pic:blipFill>
+                        <pic:spPr bwMode="auto">
+                          <a:xfrm>
+                            <a:off x="0" y="0"/>
+                            <a:ext cx="1047750" cy="790575"/>
+                          </a:xfrm>
+                          <a:prstGeom prst="rect">
+                            <a:avLst/>
+                          </a:prstGeom>
+                        </pic:spPr>
+                      </pic:pic>
+                    </a:graphicData>
+                  </a:graphic>
+                </wp:inline>
+              </w:drawing>
+            </w:r>
+          </w:p>
+        </w:tc>
+        <w:tc>
+          <w:tcPr>
+            <w:tcW w:type="dxa" w:w="7560"/>
+            <w:tcMar>
+              <w:top w:type="dxa" w:w="100"/>
+              <w:left w:type="dxa" w:w="40"/>
+              <w:bottom w:type="dxa" w:w="100"/>
+              <w:right w:type="dxa" w:w="40"/>
+            </w:tcMar>
+            <w:vAlign w:val="center"/>
+          </w:tcPr>
+          <w:p>
+            <w:pPr>
+              <w:spacing w:after="50"/>
+            </w:pPr>
+            <w:r>
+              <w:rPr>
+                <w:b/>
+                <w:bCs/>
+                <w:color w:val="12355B"/>
+                <w:sz w:val="24"/>
+                <w:szCs w:val="24"/>
+              </w:rPr>
+              <w:t xml:space="preserve">Target mean</w:t>
+            </w:r>
+            <w:r>
+              <w:rPr>
+                <w:i/>
+                <w:iCs/>
+                <w:color w:val="5F6F80"/>
+                <w:sz w:val="19"/>
+                <w:szCs w:val="19"/>
+              </w:rPr>
+              <w:t xml:space="preserve">   Media objetivo</w:t>
+            </w:r>
+          </w:p>
+          <w:p>
+            <w:pPr>
+              <w:spacing w:after="40"/>
+            </w:pPr>
+            <w:r>
+              <w:rPr>
+                <w:sz w:val="21"/>
+                <w:szCs w:val="21"/>
+              </w:rPr>
+              <w:t xml:space="preserve">The mean a person is trying to reach.</w:t>
+            </w:r>
+          </w:p>
+          <w:p>
+            <w:pPr>
+              <w:spacing w:after="0"/>
+            </w:pPr>
+            <w:r>
+              <w:rPr>
+                <w:b/>
+                <w:bCs/>
+                <w:color w:val="1FA6A2"/>
+                <w:sz w:val="18"/>
+                <w:szCs w:val="18"/>
+              </w:rPr>
+              <w:t xml:space="preserve">Example:  </w:t>
+            </w:r>
+            <w:r>
+              <w:rPr>
+                <w:i/>
+                <w:iCs/>
+                <w:color w:val="5F6F80"/>
+                <w:sz w:val="18"/>
+                <w:szCs w:val="18"/>
+              </w:rPr>
+              <w:t xml:space="preserve">A goal average of 29 points.</w:t>
+            </w:r>
+          </w:p>
+        </w:tc>
+      </w:tr>
+    </w:tbl>
+    <w:tbl>
+      <w:tblPr>
+        <w:tblW w:type="pct" w:w="100%"/>
+        <w:tblBorders>
+          <w:top w:val="none" w:color="FFFFFF" w:sz="0"/>
+          <w:left w:val="none" w:color="FFFFFF" w:sz="0"/>
+          <w:bottom w:val="single" w:color="C7D2DD" w:sz="4"/>
+          <w:right w:val="none" w:color="FFFFFF" w:sz="0"/>
+          <w:insideH w:val="none" w:color="FFFFFF" w:sz="0"/>
+          <w:insideV w:val="none" w:color="FFFFFF" w:sz="0"/>
+        </w:tblBorders>
+      </w:tblPr>
+      <w:tblGrid>
+        <w:gridCol w:w="1800"/>
+        <w:gridCol w:w="7560"/>
+      </w:tblGrid>
+      <w:tr>
+        <w:trPr>
+          <w:cantSplit/>
+        </w:trPr>
+        <w:tc>
+          <w:tcPr>
+            <w:tcW w:type="dxa" w:w="1800"/>
+            <w:tcMar>
+              <w:top w:type="dxa" w:w="100"/>
+              <w:left w:type="dxa" w:w="40"/>
+              <w:bottom w:type="dxa" w:w="100"/>
+              <w:right w:type="dxa" w:w="120"/>
+            </w:tcMar>
+            <w:vAlign w:val="center"/>
+          </w:tcPr>
+          <w:p>
+            <w:pPr>
+              <w:spacing w:after="0"/>
+              <w:jc w:val="center"/>
+            </w:pPr>
+            <w:r>
+              <w:drawing>
+                <wp:inline distT="0" distB="0" distL="0" distR="0">
+                  <wp:extent cx="1047750" cy="790575"/>
+                  <wp:effectExtent t="0" r="0" b="0" l="0"/>
+                  <wp:docPr id="1" name="" descr="" title=""/>
+                  <wp:cNvGraphicFramePr>
+                    <a:graphicFrameLocks xmlns:a="http://schemas.openxmlformats.org/drawingml/2006/main" noChangeAspect="1"/>
+                  </wp:cNvGraphicFramePr>
+                  <a:graphic xmlns:a="http://schemas.openxmlformats.org/drawingml/2006/main">
+                    <a:graphicData uri="http://schemas.openxmlformats.org/drawingml/2006/picture">
+                      <pic:pic xmlns:pic="http://schemas.openxmlformats.org/drawingml/2006/picture">
+                        <pic:nvPicPr>
+                          <pic:cNvPr id="0" name="" descr=""/>
+                          <pic:cNvPicPr>
+                            <a:picLocks noChangeAspect="1" noChangeArrowheads="1"/>
+                          </pic:cNvPicPr>
+                        </pic:nvPicPr>
+                        <pic:blipFill>
+                          <a:blip r:embed="rId11" cstate="none"/>
+                          <a:srcRect/>
+                          <a:stretch>
+                            <a:fillRect/>
+                          </a:stretch>
+                        </pic:blipFill>
+                        <pic:spPr bwMode="auto">
+                          <a:xfrm>
+                            <a:off x="0" y="0"/>
+                            <a:ext cx="1047750" cy="790575"/>
+                          </a:xfrm>
+                          <a:prstGeom prst="rect">
+                            <a:avLst/>
+                          </a:prstGeom>
+                        </pic:spPr>
+                      </pic:pic>
+                    </a:graphicData>
+                  </a:graphic>
+                </wp:inline>
+              </w:drawing>
+            </w:r>
+          </w:p>
+        </w:tc>
+        <w:tc>
+          <w:tcPr>
+            <w:tcW w:type="dxa" w:w="7560"/>
+            <w:tcMar>
+              <w:top w:type="dxa" w:w="100"/>
+              <w:left w:type="dxa" w:w="40"/>
+              <w:bottom w:type="dxa" w:w="100"/>
+              <w:right w:type="dxa" w:w="40"/>
+            </w:tcMar>
+            <w:vAlign w:val="center"/>
+          </w:tcPr>
+          <w:p>
+            <w:pPr>
+              <w:spacing w:after="50"/>
+            </w:pPr>
+            <w:r>
+              <w:rPr>
+                <w:b/>
+                <w:bCs/>
+                <w:color w:val="12355B"/>
+                <w:sz w:val="24"/>
+                <w:szCs w:val="24"/>
+              </w:rPr>
+              <w:t xml:space="preserve">Target total</w:t>
+            </w:r>
+            <w:r>
+              <w:rPr>
+                <w:i/>
+                <w:iCs/>
+                <w:color w:val="5F6F80"/>
+                <w:sz w:val="19"/>
+                <w:szCs w:val="19"/>
+              </w:rPr>
+              <w:t xml:space="preserve">   Total objetivo</w:t>
+            </w:r>
+          </w:p>
+          <w:p>
+            <w:pPr>
+              <w:spacing w:after="40"/>
+            </w:pPr>
+            <w:r>
+              <w:rPr>
+                <w:sz w:val="21"/>
+                <w:szCs w:val="21"/>
+              </w:rPr>
+              <w:t xml:space="preserve">The target mean times the number of values.</w:t>
+            </w:r>
+          </w:p>
+          <w:p>
+            <w:pPr>
+              <w:spacing w:after="0"/>
+            </w:pPr>
+            <w:r>
+              <w:rPr>
+                <w:b/>
+                <w:bCs/>
+                <w:color w:val="1FA6A2"/>
+                <w:sz w:val="18"/>
+                <w:szCs w:val="18"/>
+              </w:rPr>
+              <w:t xml:space="preserve">Example:  </w:t>
+            </w:r>
+            <w:r>
+              <w:rPr>
+                <w:i/>
+                <w:iCs/>
+                <w:color w:val="5F6F80"/>
+                <w:sz w:val="18"/>
+                <w:szCs w:val="18"/>
+              </w:rPr>
+              <w:t xml:space="preserve">mean × count = total</w:t>
+            </w:r>
+          </w:p>
+        </w:tc>
+      </w:tr>
+    </w:tbl>
     <w:p>
       <w:pPr>
         <w:pStyle w:val="Heading1"/>
@@ -1125,7 +1433,7 @@
                 <w:sz w:val="21"/>
                 <w:szCs w:val="21"/>
               </w:rPr>
-              <w:t xml:space="preserve">Mean      •      Average      •      Measure of center      •      Balance point      •      Data set</w:t>
+              <w:t xml:space="preserve">Mean      •      Average      •      Measure of center      •      Balance point      •      Data set      •      Target mean      •      Target total</w:t>
             </w:r>
           </w:p>
         </w:tc>
@@ -1308,6 +1616,80 @@
           <w:szCs w:val="22"/>
         </w:rPr>
         <w:t xml:space="preserve">The whole collection of collected values is the </w:t>
+      </w:r>
+      <w:r>
+        <w:rPr>
+          <w:sz w:val="22"/>
+          <w:szCs w:val="22"/>
+        </w:rPr>
+        <w:t xml:space="preserve">________________</w:t>
+      </w:r>
+      <w:r>
+        <w:rPr>
+          <w:sz w:val="22"/>
+          <w:szCs w:val="22"/>
+        </w:rPr>
+        <w:t xml:space="preserve">.</w:t>
+      </w:r>
+    </w:p>
+    <w:p>
+      <w:pPr>
+        <w:keepLines/>
+        <w:spacing w:after="260" w:before="200"/>
+      </w:pPr>
+      <w:r>
+        <w:rPr>
+          <w:b/>
+          <w:bCs/>
+          <w:color w:val="12355B"/>
+          <w:sz w:val="22"/>
+          <w:szCs w:val="22"/>
+        </w:rPr>
+        <w:t xml:space="preserve">6.  </w:t>
+      </w:r>
+      <w:r>
+        <w:rPr>
+          <w:sz w:val="22"/>
+          <w:szCs w:val="22"/>
+        </w:rPr>
+        <w:t xml:space="preserve">The mean a person is aiming to reach is the </w:t>
+      </w:r>
+      <w:r>
+        <w:rPr>
+          <w:sz w:val="22"/>
+          <w:szCs w:val="22"/>
+        </w:rPr>
+        <w:t xml:space="preserve">________________</w:t>
+      </w:r>
+      <w:r>
+        <w:rPr>
+          <w:sz w:val="22"/>
+          <w:szCs w:val="22"/>
+        </w:rPr>
+        <w:t xml:space="preserve">.</w:t>
+      </w:r>
+    </w:p>
+    <w:p>
+      <w:pPr>
+        <w:keepLines/>
+        <w:spacing w:after="260" w:before="200"/>
+      </w:pPr>
+      <w:r>
+        <w:rPr>
+          <w:b/>
+          <w:bCs/>
+          <w:color w:val="12355B"/>
+          <w:sz w:val="22"/>
+          <w:szCs w:val="22"/>
+        </w:rPr>
+        <w:t xml:space="preserve">7.  </w:t>
+      </w:r>
+      <w:r>
+        <w:rPr>
+          <w:sz w:val="22"/>
+          <w:szCs w:val="22"/>
+        </w:rPr>
+        <w:t xml:space="preserve">The target mean multiplied by the number of values is the </w:t>
       </w:r>
       <w:r>
         <w:rPr>
@@ -2391,7 +2773,7 @@
           <w:sz w:val="20"/>
           <w:szCs w:val="20"/>
         </w:rPr>
-        <w:t xml:space="preserve">A)  7</w:t>
+        <w:t xml:space="preserve">A)  6</w:t>
       </w:r>
     </w:p>
     <w:p>
@@ -2404,7 +2786,7 @@
           <w:sz w:val="20"/>
           <w:szCs w:val="20"/>
         </w:rPr>
-        <w:t xml:space="preserve">B)  28</w:t>
+        <w:t xml:space="preserve">B)  7</w:t>
       </w:r>
     </w:p>
     <w:p>
@@ -2430,7 +2812,7 @@
           <w:sz w:val="20"/>
           <w:szCs w:val="20"/>
         </w:rPr>
-        <w:t xml:space="preserve">D)  6</w:t>
+        <w:t xml:space="preserve">D)  28</w:t>
       </w:r>
     </w:p>
     <w:p>
@@ -2498,7 +2880,7 @@
           <w:sz w:val="21"/>
           <w:szCs w:val="21"/>
         </w:rPr>
-        <w:t xml:space="preserve">A. 7</w:t>
+        <w:t xml:space="preserve">B. 7</w:t>
       </w:r>
     </w:p>
     <w:p>
@@ -2581,7 +2963,7 @@
           <w:sz w:val="20"/>
           <w:szCs w:val="20"/>
         </w:rPr>
-        <w:t xml:space="preserve">A)  $15</w:t>
+        <w:t xml:space="preserve">A)  $4</w:t>
       </w:r>
     </w:p>
     <w:p>
@@ -2594,7 +2976,7 @@
           <w:sz w:val="20"/>
           <w:szCs w:val="20"/>
         </w:rPr>
-        <w:t xml:space="preserve">B)  $60</w:t>
+        <w:t xml:space="preserve">B)  $15</w:t>
       </w:r>
     </w:p>
     <w:p>
@@ -2607,7 +2989,7 @@
           <w:sz w:val="20"/>
           <w:szCs w:val="20"/>
         </w:rPr>
-        <w:t xml:space="preserve">C)  $4</w:t>
+        <w:t xml:space="preserve">C)  $20</w:t>
       </w:r>
     </w:p>
     <w:p>
@@ -2620,7 +3002,7 @@
           <w:sz w:val="20"/>
           <w:szCs w:val="20"/>
         </w:rPr>
-        <w:t xml:space="preserve">D)  $20</w:t>
+        <w:t xml:space="preserve">D)  $60</w:t>
       </w:r>
     </w:p>
     <w:p>
@@ -3431,7 +3813,7 @@
           <w:sz w:val="20"/>
           <w:szCs w:val="20"/>
         </w:rPr>
-        <w:t xml:space="preserve">A)  150 points</w:t>
+        <w:t xml:space="preserve">A)  1.5 points</w:t>
       </w:r>
     </w:p>
     <w:p>
@@ -3470,7 +3852,7 @@
           <w:sz w:val="20"/>
           <w:szCs w:val="20"/>
         </w:rPr>
-        <w:t xml:space="preserve">D)  1.5 points</w:t>
+        <w:t xml:space="preserve">D)  150 points</w:t>
       </w:r>
     </w:p>
     <w:p>
@@ -3561,7 +3943,7 @@
           <w:sz w:val="20"/>
           <w:szCs w:val="20"/>
         </w:rPr>
-        <w:t xml:space="preserve">A)  133 points</w:t>
+        <w:t xml:space="preserve">A)  15 points</w:t>
       </w:r>
     </w:p>
     <w:p>
@@ -3587,7 +3969,7 @@
           <w:sz w:val="20"/>
           <w:szCs w:val="20"/>
         </w:rPr>
-        <w:t xml:space="preserve">C)  150 points</w:t>
+        <w:t xml:space="preserve">C)  133 points</w:t>
       </w:r>
     </w:p>
     <w:p>
@@ -3600,7 +3982,7 @@
           <w:sz w:val="20"/>
           <w:szCs w:val="20"/>
         </w:rPr>
-        <w:t xml:space="preserve">D)  15 points</w:t>
+        <w:t xml:space="preserve">D)  150 points</w:t>
       </w:r>
     </w:p>
     <w:p>
@@ -3691,7 +4073,7 @@
           <w:sz w:val="20"/>
           <w:szCs w:val="20"/>
         </w:rPr>
-        <w:t xml:space="preserve">A)  17 points</w:t>
+        <w:t xml:space="preserve">A)  13 points</w:t>
       </w:r>
     </w:p>
     <w:p>
@@ -3717,7 +4099,7 @@
           <w:sz w:val="20"/>
           <w:szCs w:val="20"/>
         </w:rPr>
-        <w:t xml:space="preserve">C)  13 points</w:t>
+        <w:t xml:space="preserve">C)  17 points</w:t>
       </w:r>
     </w:p>
     <w:p>
@@ -3854,7 +4236,7 @@
           <w:sz w:val="21"/>
           <w:szCs w:val="21"/>
         </w:rPr>
-        <w:t xml:space="preserve">A)  11</w:t>
+        <w:t xml:space="preserve">A)  10</w:t>
       </w:r>
     </w:p>
     <w:p>
@@ -3867,7 +4249,7 @@
           <w:sz w:val="21"/>
           <w:szCs w:val="21"/>
         </w:rPr>
-        <w:t xml:space="preserve">B)  44</w:t>
+        <w:t xml:space="preserve">B)  11</w:t>
       </w:r>
     </w:p>
     <w:p>
@@ -3893,7 +4275,7 @@
           <w:sz w:val="21"/>
           <w:szCs w:val="21"/>
         </w:rPr>
-        <w:t xml:space="preserve">D)  10</w:t>
+        <w:t xml:space="preserve">D)  44</w:t>
       </w:r>
     </w:p>
     <w:p>
@@ -4064,6 +4446,48 @@
     </w:p>
     <w:p>
       <w:pPr>
+        <w:spacing w:after="80"/>
+      </w:pPr>
+      <w:r>
+        <w:rPr>
+          <w:b/>
+          <w:bCs/>
+          <w:sz w:val="21"/>
+          <w:szCs w:val="21"/>
+        </w:rPr>
+        <w:t xml:space="preserve">Notes 6:  </w:t>
+      </w:r>
+      <w:r>
+        <w:rPr>
+          <w:sz w:val="21"/>
+          <w:szCs w:val="21"/>
+        </w:rPr>
+        <w:t xml:space="preserve">Target mean</w:t>
+      </w:r>
+    </w:p>
+    <w:p>
+      <w:pPr>
+        <w:spacing w:after="80"/>
+      </w:pPr>
+      <w:r>
+        <w:rPr>
+          <w:b/>
+          <w:bCs/>
+          <w:sz w:val="21"/>
+          <w:szCs w:val="21"/>
+        </w:rPr>
+        <w:t xml:space="preserve">Notes 7:  </w:t>
+      </w:r>
+      <w:r>
+        <w:rPr>
+          <w:sz w:val="21"/>
+          <w:szCs w:val="21"/>
+        </w:rPr>
+        <w:t xml:space="preserve">Target total</w:t>
+      </w:r>
+    </w:p>
+    <w:p>
+      <w:pPr>
         <w:pStyle w:val="Heading2"/>
         <w:spacing w:after="80" w:before="180"/>
       </w:pPr>
@@ -4096,7 +4520,7 @@
           <w:sz w:val="21"/>
           <w:szCs w:val="21"/>
         </w:rPr>
-        <w:t xml:space="preserve">A. 7</w:t>
+        <w:t xml:space="preserve">B. 7</w:t>
       </w:r>
     </w:p>
     <w:p>
@@ -4117,7 +4541,7 @@
           <w:sz w:val="21"/>
           <w:szCs w:val="21"/>
         </w:rPr>
-        <w:t xml:space="preserve">A. $15</w:t>
+        <w:t xml:space="preserve">B. $15</w:t>
       </w:r>
     </w:p>
     <w:p>
@@ -4195,7 +4619,7 @@
           <w:sz w:val="21"/>
           <w:szCs w:val="21"/>
         </w:rPr>
-        <w:t xml:space="preserve">A)  7</w:t>
+        <w:t xml:space="preserve">B)  7</w:t>
       </w:r>
       <w:r>
         <w:rPr>
@@ -4273,7 +4697,7 @@
           <w:sz w:val="21"/>
           <w:szCs w:val="21"/>
         </w:rPr>
-        <w:t xml:space="preserve">A)  150 points</w:t>
+        <w:t xml:space="preserve">D)  150 points</w:t>
       </w:r>
       <w:r>
         <w:rPr>
@@ -4304,7 +4728,7 @@
           <w:sz w:val="21"/>
           <w:szCs w:val="21"/>
         </w:rPr>
-        <w:t xml:space="preserve">A)  133 points</w:t>
+        <w:t xml:space="preserve">C)  133 points</w:t>
       </w:r>
       <w:r>
         <w:rPr>
@@ -4335,7 +4759,7 @@
           <w:sz w:val="21"/>
           <w:szCs w:val="21"/>
         </w:rPr>
-        <w:t xml:space="preserve">A)  17 points</w:t>
+        <w:t xml:space="preserve">C)  17 points</w:t>
       </w:r>
       <w:r>
         <w:rPr>
@@ -4382,7 +4806,7 @@
           <w:sz w:val="21"/>
           <w:szCs w:val="21"/>
         </w:rPr>
-        <w:t xml:space="preserve">A)  24</w:t>
+        <w:t xml:space="preserve">C)  24</w:t>
       </w:r>
       <w:r>
         <w:rPr>
@@ -4420,7 +4844,7 @@
           <w:sz w:val="21"/>
           <w:szCs w:val="21"/>
         </w:rPr>
-        <w:t xml:space="preserve">A)  11</w:t>
+        <w:t xml:space="preserve">B)  11</w:t>
       </w:r>
       <w:r>
         <w:rPr>

--- a/lessons/2-8/downloads/2-8-notes-teacher-l2.docx
+++ b/lessons/2-8/downloads/2-8-notes-teacher-l2.docx
@@ -264,25 +264,141 @@
           <w:sz w:val="19"/>
           <w:szCs w:val="19"/>
         </w:rPr>
-        <w:t xml:space="preserve">Look at the picture, read the word, then read what it means.</w:t>
+        <w:t xml:space="preserve">Review each concept term, definition, non-example, and visual clue.</w:t>
       </w:r>
     </w:p>
     <w:tbl>
       <w:tblPr>
-        <w:tblW w:type="pct" w:w="100%"/>
+        <w:tblW w:type="dxa" w:w="9360"/>
         <w:tblBorders>
-          <w:top w:val="none" w:color="FFFFFF" w:sz="0"/>
-          <w:left w:val="none" w:color="FFFFFF" w:sz="0"/>
-          <w:bottom w:val="single" w:color="C7D2DD" w:sz="4"/>
-          <w:right w:val="none" w:color="FFFFFF" w:sz="0"/>
-          <w:insideH w:val="none" w:color="FFFFFF" w:sz="0"/>
-          <w:insideV w:val="none" w:color="FFFFFF" w:sz="0"/>
+          <w:top w:val="single" w:color="C7D2DD" w:sz="6"/>
+          <w:left w:val="single" w:color="C7D2DD" w:sz="6"/>
+          <w:bottom w:val="single" w:color="C7D2DD" w:sz="6"/>
+          <w:right w:val="single" w:color="C7D2DD" w:sz="6"/>
+          <w:insideH w:val="single" w:color="C7D2DD" w:sz="6"/>
+          <w:insideV w:val="single" w:color="C7D2DD" w:sz="6"/>
         </w:tblBorders>
       </w:tblPr>
       <w:tblGrid>
         <w:gridCol w:w="1800"/>
-        <w:gridCol w:w="7560"/>
+        <w:gridCol w:w="3160"/>
+        <w:gridCol w:w="2200"/>
+        <w:gridCol w:w="2200"/>
       </w:tblGrid>
+      <w:tr>
+        <w:trPr>
+          <w:cantSplit/>
+          <w:tblHeader/>
+        </w:trPr>
+        <w:tc>
+          <w:tcPr>
+            <w:tcW w:type="dxa" w:w="1800"/>
+            <w:shd w:fill="EEF4F8" w:color="auto" w:val="clear"/>
+            <w:tcMar>
+              <w:top w:type="dxa" w:w="80"/>
+              <w:left w:type="dxa" w:w="100"/>
+              <w:bottom w:type="dxa" w:w="80"/>
+              <w:right w:type="dxa" w:w="100"/>
+            </w:tcMar>
+          </w:tcPr>
+          <w:p>
+            <w:pPr>
+              <w:spacing w:after="0"/>
+            </w:pPr>
+            <w:r>
+              <w:rPr>
+                <w:b/>
+                <w:bCs/>
+                <w:color w:val="12355B"/>
+                <w:sz w:val="19"/>
+                <w:szCs w:val="19"/>
+              </w:rPr>
+              <w:t xml:space="preserve">Concept Term</w:t>
+            </w:r>
+          </w:p>
+        </w:tc>
+        <w:tc>
+          <w:tcPr>
+            <w:tcW w:type="dxa" w:w="3160"/>
+            <w:shd w:fill="EEF4F8" w:color="auto" w:val="clear"/>
+            <w:tcMar>
+              <w:top w:type="dxa" w:w="80"/>
+              <w:left w:type="dxa" w:w="100"/>
+              <w:bottom w:type="dxa" w:w="80"/>
+              <w:right w:type="dxa" w:w="100"/>
+            </w:tcMar>
+          </w:tcPr>
+          <w:p>
+            <w:pPr>
+              <w:spacing w:after="0"/>
+            </w:pPr>
+            <w:r>
+              <w:rPr>
+                <w:b/>
+                <w:bCs/>
+                <w:color w:val="12355B"/>
+                <w:sz w:val="19"/>
+                <w:szCs w:val="19"/>
+              </w:rPr>
+              <w:t xml:space="preserve">Student-Friendly Definition</w:t>
+            </w:r>
+          </w:p>
+        </w:tc>
+        <w:tc>
+          <w:tcPr>
+            <w:tcW w:type="dxa" w:w="2200"/>
+            <w:shd w:fill="EEF4F8" w:color="auto" w:val="clear"/>
+            <w:tcMar>
+              <w:top w:type="dxa" w:w="80"/>
+              <w:left w:type="dxa" w:w="100"/>
+              <w:bottom w:type="dxa" w:w="80"/>
+              <w:right w:type="dxa" w:w="100"/>
+            </w:tcMar>
+          </w:tcPr>
+          <w:p>
+            <w:pPr>
+              <w:spacing w:after="0"/>
+            </w:pPr>
+            <w:r>
+              <w:rPr>
+                <w:b/>
+                <w:bCs/>
+                <w:color w:val="12355B"/>
+                <w:sz w:val="19"/>
+                <w:szCs w:val="19"/>
+              </w:rPr>
+              <w:t xml:space="preserve">Non-Example</w:t>
+            </w:r>
+          </w:p>
+        </w:tc>
+        <w:tc>
+          <w:tcPr>
+            <w:tcW w:type="dxa" w:w="2200"/>
+            <w:shd w:fill="EEF4F8" w:color="auto" w:val="clear"/>
+            <w:tcMar>
+              <w:top w:type="dxa" w:w="80"/>
+              <w:left w:type="dxa" w:w="100"/>
+              <w:bottom w:type="dxa" w:w="80"/>
+              <w:right w:type="dxa" w:w="100"/>
+            </w:tcMar>
+          </w:tcPr>
+          <w:p>
+            <w:pPr>
+              <w:spacing w:after="0"/>
+            </w:pPr>
+            <w:r>
+              <w:rPr>
+                <w:b/>
+                <w:bCs/>
+                <w:color w:val="12355B"/>
+                <w:sz w:val="19"/>
+                <w:szCs w:val="19"/>
+              </w:rPr>
+              <w:t xml:space="preserve">Visual Clue</w:t>
+            </w:r>
+          </w:p>
+        </w:tc>
+      </w:tr>
       <w:tr>
         <w:trPr>
           <w:cantSplit/>
@@ -291,22 +407,126 @@
           <w:tcPr>
             <w:tcW w:type="dxa" w:w="1800"/>
             <w:tcMar>
-              <w:top w:type="dxa" w:w="100"/>
-              <w:left w:type="dxa" w:w="40"/>
-              <w:bottom w:type="dxa" w:w="100"/>
-              <w:right w:type="dxa" w:w="120"/>
+              <w:top w:type="dxa" w:w="80"/>
+              <w:left w:type="dxa" w:w="100"/>
+              <w:bottom w:type="dxa" w:w="80"/>
+              <w:right w:type="dxa" w:w="100"/>
             </w:tcMar>
-            <w:vAlign w:val="center"/>
+            <w:vAlign w:val="top"/>
           </w:tcPr>
           <w:p>
             <w:pPr>
+              <w:spacing w:after="30"/>
+            </w:pPr>
+            <w:r>
+              <w:rPr>
+                <w:b/>
+                <w:bCs/>
+                <w:color w:val="12355B"/>
+                <w:sz w:val="21"/>
+                <w:szCs w:val="21"/>
+              </w:rPr>
+              <w:t xml:space="preserve">Mean</w:t>
+            </w:r>
+          </w:p>
+          <w:p>
+            <w:pPr>
               <w:spacing w:after="0"/>
+            </w:pPr>
+            <w:r>
+              <w:rPr>
+                <w:i/>
+                <w:iCs/>
+                <w:color w:val="5F6F80"/>
+                <w:sz w:val="18"/>
+                <w:szCs w:val="18"/>
+              </w:rPr>
+              <w:t xml:space="preserve">Media</w:t>
+            </w:r>
+          </w:p>
+        </w:tc>
+        <w:tc>
+          <w:tcPr>
+            <w:tcW w:type="dxa" w:w="3160"/>
+            <w:tcMar>
+              <w:top w:type="dxa" w:w="80"/>
+              <w:left w:type="dxa" w:w="100"/>
+              <w:bottom w:type="dxa" w:w="80"/>
+              <w:right w:type="dxa" w:w="100"/>
+            </w:tcMar>
+            <w:vAlign w:val="top"/>
+          </w:tcPr>
+          <w:p>
+            <w:pPr>
+              <w:spacing w:after="0"/>
+            </w:pPr>
+            <w:r>
+              <w:rPr>
+                <w:sz w:val="20"/>
+                <w:szCs w:val="20"/>
+              </w:rPr>
+              <w:t xml:space="preserve">The average of a data set. Add all the values, then divide by how many values there are.</w:t>
+            </w:r>
+          </w:p>
+        </w:tc>
+        <w:tc>
+          <w:tcPr>
+            <w:tcW w:type="dxa" w:w="2200"/>
+            <w:tcMar>
+              <w:top w:type="dxa" w:w="80"/>
+              <w:left w:type="dxa" w:w="100"/>
+              <w:bottom w:type="dxa" w:w="80"/>
+              <w:right w:type="dxa" w:w="100"/>
+            </w:tcMar>
+            <w:vAlign w:val="top"/>
+          </w:tcPr>
+          <w:p>
+            <w:pPr>
+              <w:spacing w:after="40"/>
+            </w:pPr>
+            <w:r>
+              <w:rPr>
+                <w:i/>
+                <w:iCs/>
+                <w:color w:val="5F6F80"/>
+                <w:sz w:val="19"/>
+                <w:szCs w:val="19"/>
+              </w:rPr>
+              <w:t xml:space="preserve">Not Mean: write a counter-example that breaks the definition.</w:t>
+            </w:r>
+          </w:p>
+          <w:p>
+            <w:pPr>
+              <w:pBdr>
+                <w:bottom w:val="single" w:color="AFBECC" w:sz="6"/>
+              </w:pBdr>
+              <w:spacing w:after="30" w:before="150"/>
+            </w:pPr>
+            <w:r>
+              <w:t xml:space="preserve"/>
+            </w:r>
+          </w:p>
+        </w:tc>
+        <w:tc>
+          <w:tcPr>
+            <w:tcW w:type="dxa" w:w="2200"/>
+            <w:tcMar>
+              <w:top w:type="dxa" w:w="80"/>
+              <w:left w:type="dxa" w:w="100"/>
+              <w:bottom w:type="dxa" w:w="80"/>
+              <w:right w:type="dxa" w:w="100"/>
+            </w:tcMar>
+            <w:vAlign w:val="top"/>
+          </w:tcPr>
+          <w:p>
+            <w:pPr>
+              <w:spacing w:after="40"/>
               <w:jc w:val="center"/>
             </w:pPr>
             <w:r>
               <w:drawing>
                 <wp:inline distT="0" distB="0" distL="0" distR="0">
-                  <wp:extent cx="1047750" cy="790575"/>
+                  <wp:extent cx="876300" cy="657225"/>
                   <wp:effectExtent t="0" r="0" b="0" l="0"/>
                   <wp:docPr id="1" name="" descr="" title=""/>
                   <wp:cNvGraphicFramePr>
@@ -331,7 +551,7 @@
                         <pic:spPr bwMode="auto">
                           <a:xfrm>
                             <a:off x="0" y="0"/>
-                            <a:ext cx="1047750" cy="790575"/>
+                            <a:ext cx="876300" cy="657225"/>
                           </a:xfrm>
                           <a:prstGeom prst="rect">
                             <a:avLst/>
@@ -344,69 +564,10 @@
               </w:drawing>
             </w:r>
           </w:p>
-        </w:tc>
-        <w:tc>
-          <w:tcPr>
-            <w:tcW w:type="dxa" w:w="7560"/>
-            <w:tcMar>
-              <w:top w:type="dxa" w:w="100"/>
-              <w:left w:type="dxa" w:w="40"/>
-              <w:bottom w:type="dxa" w:w="100"/>
-              <w:right w:type="dxa" w:w="40"/>
-            </w:tcMar>
-            <w:vAlign w:val="center"/>
-          </w:tcPr>
-          <w:p>
-            <w:pPr>
-              <w:spacing w:after="50"/>
-            </w:pPr>
-            <w:r>
-              <w:rPr>
-                <w:b/>
-                <w:bCs/>
-                <w:color w:val="12355B"/>
-                <w:sz w:val="24"/>
-                <w:szCs w:val="24"/>
-              </w:rPr>
-              <w:t xml:space="preserve">Mean</w:t>
-            </w:r>
-            <w:r>
-              <w:rPr>
-                <w:i/>
-                <w:iCs/>
-                <w:color w:val="5F6F80"/>
-                <w:sz w:val="19"/>
-                <w:szCs w:val="19"/>
-              </w:rPr>
-              <w:t xml:space="preserve">   Media</w:t>
-            </w:r>
-          </w:p>
-          <w:p>
-            <w:pPr>
-              <w:spacing w:after="40"/>
-            </w:pPr>
-            <w:r>
-              <w:rPr>
-                <w:sz w:val="21"/>
-                <w:szCs w:val="21"/>
-              </w:rPr>
-              <w:t xml:space="preserve">The average of a data set. Add all the values, then divide by how many values there are.</w:t>
-            </w:r>
-          </w:p>
           <w:p>
             <w:pPr>
               <w:spacing w:after="0"/>
             </w:pPr>
-            <w:r>
-              <w:rPr>
-                <w:b/>
-                <w:bCs/>
-                <w:color w:val="1FA6A2"/>
-                <w:sz w:val="18"/>
-                <w:szCs w:val="18"/>
-              </w:rPr>
-              <w:t xml:space="preserve">Example:  </w:t>
-            </w:r>
             <w:r>
               <w:rPr>
                 <w:i/>
@@ -420,23 +581,6 @@
           </w:p>
         </w:tc>
       </w:tr>
-    </w:tbl>
-    <w:tbl>
-      <w:tblPr>
-        <w:tblW w:type="pct" w:w="100%"/>
-        <w:tblBorders>
-          <w:top w:val="none" w:color="FFFFFF" w:sz="0"/>
-          <w:left w:val="none" w:color="FFFFFF" w:sz="0"/>
-          <w:bottom w:val="single" w:color="C7D2DD" w:sz="4"/>
-          <w:right w:val="none" w:color="FFFFFF" w:sz="0"/>
-          <w:insideH w:val="none" w:color="FFFFFF" w:sz="0"/>
-          <w:insideV w:val="none" w:color="FFFFFF" w:sz="0"/>
-        </w:tblBorders>
-      </w:tblPr>
-      <w:tblGrid>
-        <w:gridCol w:w="1800"/>
-        <w:gridCol w:w="7560"/>
-      </w:tblGrid>
       <w:tr>
         <w:trPr>
           <w:cantSplit/>
@@ -445,22 +589,126 @@
           <w:tcPr>
             <w:tcW w:type="dxa" w:w="1800"/>
             <w:tcMar>
-              <w:top w:type="dxa" w:w="100"/>
-              <w:left w:type="dxa" w:w="40"/>
-              <w:bottom w:type="dxa" w:w="100"/>
-              <w:right w:type="dxa" w:w="120"/>
+              <w:top w:type="dxa" w:w="80"/>
+              <w:left w:type="dxa" w:w="100"/>
+              <w:bottom w:type="dxa" w:w="80"/>
+              <w:right w:type="dxa" w:w="100"/>
             </w:tcMar>
-            <w:vAlign w:val="center"/>
+            <w:vAlign w:val="top"/>
           </w:tcPr>
           <w:p>
             <w:pPr>
+              <w:spacing w:after="30"/>
+            </w:pPr>
+            <w:r>
+              <w:rPr>
+                <w:b/>
+                <w:bCs/>
+                <w:color w:val="12355B"/>
+                <w:sz w:val="21"/>
+                <w:szCs w:val="21"/>
+              </w:rPr>
+              <w:t xml:space="preserve">Average</w:t>
+            </w:r>
+          </w:p>
+          <w:p>
+            <w:pPr>
               <w:spacing w:after="0"/>
+            </w:pPr>
+            <w:r>
+              <w:rPr>
+                <w:i/>
+                <w:iCs/>
+                <w:color w:val="5F6F80"/>
+                <w:sz w:val="18"/>
+                <w:szCs w:val="18"/>
+              </w:rPr>
+              <w:t xml:space="preserve">Promedio</w:t>
+            </w:r>
+          </w:p>
+        </w:tc>
+        <w:tc>
+          <w:tcPr>
+            <w:tcW w:type="dxa" w:w="3160"/>
+            <w:tcMar>
+              <w:top w:type="dxa" w:w="80"/>
+              <w:left w:type="dxa" w:w="100"/>
+              <w:bottom w:type="dxa" w:w="80"/>
+              <w:right w:type="dxa" w:w="100"/>
+            </w:tcMar>
+            <w:vAlign w:val="top"/>
+          </w:tcPr>
+          <w:p>
+            <w:pPr>
+              <w:spacing w:after="0"/>
+            </w:pPr>
+            <w:r>
+              <w:rPr>
+                <w:sz w:val="20"/>
+                <w:szCs w:val="20"/>
+              </w:rPr>
+              <w:t xml:space="preserve">Another word for the mean — the amount each value would be if the total were shared equally.</w:t>
+            </w:r>
+          </w:p>
+        </w:tc>
+        <w:tc>
+          <w:tcPr>
+            <w:tcW w:type="dxa" w:w="2200"/>
+            <w:tcMar>
+              <w:top w:type="dxa" w:w="80"/>
+              <w:left w:type="dxa" w:w="100"/>
+              <w:bottom w:type="dxa" w:w="80"/>
+              <w:right w:type="dxa" w:w="100"/>
+            </w:tcMar>
+            <w:vAlign w:val="top"/>
+          </w:tcPr>
+          <w:p>
+            <w:pPr>
+              <w:spacing w:after="40"/>
+            </w:pPr>
+            <w:r>
+              <w:rPr>
+                <w:i/>
+                <w:iCs/>
+                <w:color w:val="5F6F80"/>
+                <w:sz w:val="19"/>
+                <w:szCs w:val="19"/>
+              </w:rPr>
+              <w:t xml:space="preserve">Not Average: write a counter-example that breaks the definition.</w:t>
+            </w:r>
+          </w:p>
+          <w:p>
+            <w:pPr>
+              <w:pBdr>
+                <w:bottom w:val="single" w:color="AFBECC" w:sz="6"/>
+              </w:pBdr>
+              <w:spacing w:after="30" w:before="150"/>
+            </w:pPr>
+            <w:r>
+              <w:t xml:space="preserve"/>
+            </w:r>
+          </w:p>
+        </w:tc>
+        <w:tc>
+          <w:tcPr>
+            <w:tcW w:type="dxa" w:w="2200"/>
+            <w:tcMar>
+              <w:top w:type="dxa" w:w="80"/>
+              <w:left w:type="dxa" w:w="100"/>
+              <w:bottom w:type="dxa" w:w="80"/>
+              <w:right w:type="dxa" w:w="100"/>
+            </w:tcMar>
+            <w:vAlign w:val="top"/>
+          </w:tcPr>
+          <w:p>
+            <w:pPr>
+              <w:spacing w:after="40"/>
               <w:jc w:val="center"/>
             </w:pPr>
             <w:r>
               <w:drawing>
                 <wp:inline distT="0" distB="0" distL="0" distR="0">
-                  <wp:extent cx="1047750" cy="790575"/>
+                  <wp:extent cx="876300" cy="657225"/>
                   <wp:effectExtent t="0" r="0" b="0" l="0"/>
                   <wp:docPr id="1" name="" descr="" title=""/>
                   <wp:cNvGraphicFramePr>
@@ -485,7 +733,7 @@
                         <pic:spPr bwMode="auto">
                           <a:xfrm>
                             <a:off x="0" y="0"/>
-                            <a:ext cx="1047750" cy="790575"/>
+                            <a:ext cx="876300" cy="657225"/>
                           </a:xfrm>
                           <a:prstGeom prst="rect">
                             <a:avLst/>
@@ -498,69 +746,10 @@
               </w:drawing>
             </w:r>
           </w:p>
-        </w:tc>
-        <w:tc>
-          <w:tcPr>
-            <w:tcW w:type="dxa" w:w="7560"/>
-            <w:tcMar>
-              <w:top w:type="dxa" w:w="100"/>
-              <w:left w:type="dxa" w:w="40"/>
-              <w:bottom w:type="dxa" w:w="100"/>
-              <w:right w:type="dxa" w:w="40"/>
-            </w:tcMar>
-            <w:vAlign w:val="center"/>
-          </w:tcPr>
-          <w:p>
-            <w:pPr>
-              <w:spacing w:after="50"/>
-            </w:pPr>
-            <w:r>
-              <w:rPr>
-                <w:b/>
-                <w:bCs/>
-                <w:color w:val="12355B"/>
-                <w:sz w:val="24"/>
-                <w:szCs w:val="24"/>
-              </w:rPr>
-              <w:t xml:space="preserve">Average</w:t>
-            </w:r>
-            <w:r>
-              <w:rPr>
-                <w:i/>
-                <w:iCs/>
-                <w:color w:val="5F6F80"/>
-                <w:sz w:val="19"/>
-                <w:szCs w:val="19"/>
-              </w:rPr>
-              <w:t xml:space="preserve">   Promedio</w:t>
-            </w:r>
-          </w:p>
-          <w:p>
-            <w:pPr>
-              <w:spacing w:after="40"/>
-            </w:pPr>
-            <w:r>
-              <w:rPr>
-                <w:sz w:val="21"/>
-                <w:szCs w:val="21"/>
-              </w:rPr>
-              <w:t xml:space="preserve">Another word for the mean — the amount each value would be if the total were shared equally.</w:t>
-            </w:r>
-          </w:p>
           <w:p>
             <w:pPr>
               <w:spacing w:after="0"/>
             </w:pPr>
-            <w:r>
-              <w:rPr>
-                <w:b/>
-                <w:bCs/>
-                <w:color w:val="1FA6A2"/>
-                <w:sz w:val="18"/>
-                <w:szCs w:val="18"/>
-              </w:rPr>
-              <w:t xml:space="preserve">Example:  </w:t>
-            </w:r>
             <w:r>
               <w:rPr>
                 <w:i/>
@@ -574,23 +763,6 @@
           </w:p>
         </w:tc>
       </w:tr>
-    </w:tbl>
-    <w:tbl>
-      <w:tblPr>
-        <w:tblW w:type="pct" w:w="100%"/>
-        <w:tblBorders>
-          <w:top w:val="none" w:color="FFFFFF" w:sz="0"/>
-          <w:left w:val="none" w:color="FFFFFF" w:sz="0"/>
-          <w:bottom w:val="single" w:color="C7D2DD" w:sz="4"/>
-          <w:right w:val="none" w:color="FFFFFF" w:sz="0"/>
-          <w:insideH w:val="none" w:color="FFFFFF" w:sz="0"/>
-          <w:insideV w:val="none" w:color="FFFFFF" w:sz="0"/>
-        </w:tblBorders>
-      </w:tblPr>
-      <w:tblGrid>
-        <w:gridCol w:w="1800"/>
-        <w:gridCol w:w="7560"/>
-      </w:tblGrid>
       <w:tr>
         <w:trPr>
           <w:cantSplit/>
@@ -599,22 +771,126 @@
           <w:tcPr>
             <w:tcW w:type="dxa" w:w="1800"/>
             <w:tcMar>
-              <w:top w:type="dxa" w:w="100"/>
-              <w:left w:type="dxa" w:w="40"/>
-              <w:bottom w:type="dxa" w:w="100"/>
-              <w:right w:type="dxa" w:w="120"/>
+              <w:top w:type="dxa" w:w="80"/>
+              <w:left w:type="dxa" w:w="100"/>
+              <w:bottom w:type="dxa" w:w="80"/>
+              <w:right w:type="dxa" w:w="100"/>
             </w:tcMar>
-            <w:vAlign w:val="center"/>
+            <w:vAlign w:val="top"/>
           </w:tcPr>
           <w:p>
             <w:pPr>
+              <w:spacing w:after="30"/>
+            </w:pPr>
+            <w:r>
+              <w:rPr>
+                <w:b/>
+                <w:bCs/>
+                <w:color w:val="12355B"/>
+                <w:sz w:val="21"/>
+                <w:szCs w:val="21"/>
+              </w:rPr>
+              <w:t xml:space="preserve">Measure of center</w:t>
+            </w:r>
+          </w:p>
+          <w:p>
+            <w:pPr>
               <w:spacing w:after="0"/>
+            </w:pPr>
+            <w:r>
+              <w:rPr>
+                <w:i/>
+                <w:iCs/>
+                <w:color w:val="5F6F80"/>
+                <w:sz w:val="18"/>
+                <w:szCs w:val="18"/>
+              </w:rPr>
+              <w:t xml:space="preserve">Medida de centro</w:t>
+            </w:r>
+          </w:p>
+        </w:tc>
+        <w:tc>
+          <w:tcPr>
+            <w:tcW w:type="dxa" w:w="3160"/>
+            <w:tcMar>
+              <w:top w:type="dxa" w:w="80"/>
+              <w:left w:type="dxa" w:w="100"/>
+              <w:bottom w:type="dxa" w:w="80"/>
+              <w:right w:type="dxa" w:w="100"/>
+            </w:tcMar>
+            <w:vAlign w:val="top"/>
+          </w:tcPr>
+          <w:p>
+            <w:pPr>
+              <w:spacing w:after="0"/>
+            </w:pPr>
+            <w:r>
+              <w:rPr>
+                <w:sz w:val="20"/>
+                <w:szCs w:val="20"/>
+              </w:rPr>
+              <w:t xml:space="preserve">A single number used to describe the middle, or typical value, of a whole data set.</w:t>
+            </w:r>
+          </w:p>
+        </w:tc>
+        <w:tc>
+          <w:tcPr>
+            <w:tcW w:type="dxa" w:w="2200"/>
+            <w:tcMar>
+              <w:top w:type="dxa" w:w="80"/>
+              <w:left w:type="dxa" w:w="100"/>
+              <w:bottom w:type="dxa" w:w="80"/>
+              <w:right w:type="dxa" w:w="100"/>
+            </w:tcMar>
+            <w:vAlign w:val="top"/>
+          </w:tcPr>
+          <w:p>
+            <w:pPr>
+              <w:spacing w:after="40"/>
+            </w:pPr>
+            <w:r>
+              <w:rPr>
+                <w:i/>
+                <w:iCs/>
+                <w:color w:val="5F6F80"/>
+                <w:sz w:val="19"/>
+                <w:szCs w:val="19"/>
+              </w:rPr>
+              <w:t xml:space="preserve">Not Measure of center: write a counter-example that breaks the definition.</w:t>
+            </w:r>
+          </w:p>
+          <w:p>
+            <w:pPr>
+              <w:pBdr>
+                <w:bottom w:val="single" w:color="AFBECC" w:sz="6"/>
+              </w:pBdr>
+              <w:spacing w:after="30" w:before="150"/>
+            </w:pPr>
+            <w:r>
+              <w:t xml:space="preserve"/>
+            </w:r>
+          </w:p>
+        </w:tc>
+        <w:tc>
+          <w:tcPr>
+            <w:tcW w:type="dxa" w:w="2200"/>
+            <w:tcMar>
+              <w:top w:type="dxa" w:w="80"/>
+              <w:left w:type="dxa" w:w="100"/>
+              <w:bottom w:type="dxa" w:w="80"/>
+              <w:right w:type="dxa" w:w="100"/>
+            </w:tcMar>
+            <w:vAlign w:val="top"/>
+          </w:tcPr>
+          <w:p>
+            <w:pPr>
+              <w:spacing w:after="40"/>
               <w:jc w:val="center"/>
             </w:pPr>
             <w:r>
               <w:drawing>
                 <wp:inline distT="0" distB="0" distL="0" distR="0">
-                  <wp:extent cx="1047750" cy="790575"/>
+                  <wp:extent cx="876300" cy="657225"/>
                   <wp:effectExtent t="0" r="0" b="0" l="0"/>
                   <wp:docPr id="1" name="" descr="" title=""/>
                   <wp:cNvGraphicFramePr>
@@ -639,7 +915,7 @@
                         <pic:spPr bwMode="auto">
                           <a:xfrm>
                             <a:off x="0" y="0"/>
-                            <a:ext cx="1047750" cy="790575"/>
+                            <a:ext cx="876300" cy="657225"/>
                           </a:xfrm>
                           <a:prstGeom prst="rect">
                             <a:avLst/>
@@ -652,69 +928,10 @@
               </w:drawing>
             </w:r>
           </w:p>
-        </w:tc>
-        <w:tc>
-          <w:tcPr>
-            <w:tcW w:type="dxa" w:w="7560"/>
-            <w:tcMar>
-              <w:top w:type="dxa" w:w="100"/>
-              <w:left w:type="dxa" w:w="40"/>
-              <w:bottom w:type="dxa" w:w="100"/>
-              <w:right w:type="dxa" w:w="40"/>
-            </w:tcMar>
-            <w:vAlign w:val="center"/>
-          </w:tcPr>
-          <w:p>
-            <w:pPr>
-              <w:spacing w:after="50"/>
-            </w:pPr>
-            <w:r>
-              <w:rPr>
-                <w:b/>
-                <w:bCs/>
-                <w:color w:val="12355B"/>
-                <w:sz w:val="24"/>
-                <w:szCs w:val="24"/>
-              </w:rPr>
-              <w:t xml:space="preserve">Measure of center</w:t>
-            </w:r>
-            <w:r>
-              <w:rPr>
-                <w:i/>
-                <w:iCs/>
-                <w:color w:val="5F6F80"/>
-                <w:sz w:val="19"/>
-                <w:szCs w:val="19"/>
-              </w:rPr>
-              <w:t xml:space="preserve">   Medida de centro</w:t>
-            </w:r>
-          </w:p>
-          <w:p>
-            <w:pPr>
-              <w:spacing w:after="40"/>
-            </w:pPr>
-            <w:r>
-              <w:rPr>
-                <w:sz w:val="21"/>
-                <w:szCs w:val="21"/>
-              </w:rPr>
-              <w:t xml:space="preserve">A single number used to describe the middle, or typical value, of a whole data set.</w:t>
-            </w:r>
-          </w:p>
           <w:p>
             <w:pPr>
               <w:spacing w:after="0"/>
             </w:pPr>
-            <w:r>
-              <w:rPr>
-                <w:b/>
-                <w:bCs/>
-                <w:color w:val="1FA6A2"/>
-                <w:sz w:val="18"/>
-                <w:szCs w:val="18"/>
-              </w:rPr>
-              <w:t xml:space="preserve">Example:  </w:t>
-            </w:r>
             <w:r>
               <w:rPr>
                 <w:i/>
@@ -728,23 +945,6 @@
           </w:p>
         </w:tc>
       </w:tr>
-    </w:tbl>
-    <w:tbl>
-      <w:tblPr>
-        <w:tblW w:type="pct" w:w="100%"/>
-        <w:tblBorders>
-          <w:top w:val="none" w:color="FFFFFF" w:sz="0"/>
-          <w:left w:val="none" w:color="FFFFFF" w:sz="0"/>
-          <w:bottom w:val="single" w:color="C7D2DD" w:sz="4"/>
-          <w:right w:val="none" w:color="FFFFFF" w:sz="0"/>
-          <w:insideH w:val="none" w:color="FFFFFF" w:sz="0"/>
-          <w:insideV w:val="none" w:color="FFFFFF" w:sz="0"/>
-        </w:tblBorders>
-      </w:tblPr>
-      <w:tblGrid>
-        <w:gridCol w:w="1800"/>
-        <w:gridCol w:w="7560"/>
-      </w:tblGrid>
       <w:tr>
         <w:trPr>
           <w:cantSplit/>
@@ -753,22 +953,126 @@
           <w:tcPr>
             <w:tcW w:type="dxa" w:w="1800"/>
             <w:tcMar>
-              <w:top w:type="dxa" w:w="100"/>
-              <w:left w:type="dxa" w:w="40"/>
-              <w:bottom w:type="dxa" w:w="100"/>
-              <w:right w:type="dxa" w:w="120"/>
+              <w:top w:type="dxa" w:w="80"/>
+              <w:left w:type="dxa" w:w="100"/>
+              <w:bottom w:type="dxa" w:w="80"/>
+              <w:right w:type="dxa" w:w="100"/>
             </w:tcMar>
-            <w:vAlign w:val="center"/>
+            <w:vAlign w:val="top"/>
           </w:tcPr>
           <w:p>
             <w:pPr>
+              <w:spacing w:after="30"/>
+            </w:pPr>
+            <w:r>
+              <w:rPr>
+                <w:b/>
+                <w:bCs/>
+                <w:color w:val="12355B"/>
+                <w:sz w:val="21"/>
+                <w:szCs w:val="21"/>
+              </w:rPr>
+              <w:t xml:space="preserve">Balance point</w:t>
+            </w:r>
+          </w:p>
+          <w:p>
+            <w:pPr>
               <w:spacing w:after="0"/>
+            </w:pPr>
+            <w:r>
+              <w:rPr>
+                <w:i/>
+                <w:iCs/>
+                <w:color w:val="5F6F80"/>
+                <w:sz w:val="18"/>
+                <w:szCs w:val="18"/>
+              </w:rPr>
+              <w:t xml:space="preserve">Punto de equilibrio</w:t>
+            </w:r>
+          </w:p>
+        </w:tc>
+        <w:tc>
+          <w:tcPr>
+            <w:tcW w:type="dxa" w:w="3160"/>
+            <w:tcMar>
+              <w:top w:type="dxa" w:w="80"/>
+              <w:left w:type="dxa" w:w="100"/>
+              <w:bottom w:type="dxa" w:w="80"/>
+              <w:right w:type="dxa" w:w="100"/>
+            </w:tcMar>
+            <w:vAlign w:val="top"/>
+          </w:tcPr>
+          <w:p>
+            <w:pPr>
+              <w:spacing w:after="0"/>
+            </w:pPr>
+            <w:r>
+              <w:rPr>
+                <w:sz w:val="20"/>
+                <w:szCs w:val="20"/>
+              </w:rPr>
+              <w:t xml:space="preserve">The value where the total distance of the data above it equals the total distance below it. The mean is the balance point.</w:t>
+            </w:r>
+          </w:p>
+        </w:tc>
+        <w:tc>
+          <w:tcPr>
+            <w:tcW w:type="dxa" w:w="2200"/>
+            <w:tcMar>
+              <w:top w:type="dxa" w:w="80"/>
+              <w:left w:type="dxa" w:w="100"/>
+              <w:bottom w:type="dxa" w:w="80"/>
+              <w:right w:type="dxa" w:w="100"/>
+            </w:tcMar>
+            <w:vAlign w:val="top"/>
+          </w:tcPr>
+          <w:p>
+            <w:pPr>
+              <w:spacing w:after="40"/>
+            </w:pPr>
+            <w:r>
+              <w:rPr>
+                <w:i/>
+                <w:iCs/>
+                <w:color w:val="5F6F80"/>
+                <w:sz w:val="19"/>
+                <w:szCs w:val="19"/>
+              </w:rPr>
+              <w:t xml:space="preserve">Not Balance point: write a counter-example that breaks the definition.</w:t>
+            </w:r>
+          </w:p>
+          <w:p>
+            <w:pPr>
+              <w:pBdr>
+                <w:bottom w:val="single" w:color="AFBECC" w:sz="6"/>
+              </w:pBdr>
+              <w:spacing w:after="30" w:before="150"/>
+            </w:pPr>
+            <w:r>
+              <w:t xml:space="preserve"/>
+            </w:r>
+          </w:p>
+        </w:tc>
+        <w:tc>
+          <w:tcPr>
+            <w:tcW w:type="dxa" w:w="2200"/>
+            <w:tcMar>
+              <w:top w:type="dxa" w:w="80"/>
+              <w:left w:type="dxa" w:w="100"/>
+              <w:bottom w:type="dxa" w:w="80"/>
+              <w:right w:type="dxa" w:w="100"/>
+            </w:tcMar>
+            <w:vAlign w:val="top"/>
+          </w:tcPr>
+          <w:p>
+            <w:pPr>
+              <w:spacing w:after="40"/>
               <w:jc w:val="center"/>
             </w:pPr>
             <w:r>
               <w:drawing>
                 <wp:inline distT="0" distB="0" distL="0" distR="0">
-                  <wp:extent cx="1047750" cy="790575"/>
+                  <wp:extent cx="876300" cy="657225"/>
                   <wp:effectExtent t="0" r="0" b="0" l="0"/>
                   <wp:docPr id="1" name="" descr="" title=""/>
                   <wp:cNvGraphicFramePr>
@@ -793,7 +1097,7 @@
                         <pic:spPr bwMode="auto">
                           <a:xfrm>
                             <a:off x="0" y="0"/>
-                            <a:ext cx="1047750" cy="790575"/>
+                            <a:ext cx="876300" cy="657225"/>
                           </a:xfrm>
                           <a:prstGeom prst="rect">
                             <a:avLst/>
@@ -806,69 +1110,10 @@
               </w:drawing>
             </w:r>
           </w:p>
-        </w:tc>
-        <w:tc>
-          <w:tcPr>
-            <w:tcW w:type="dxa" w:w="7560"/>
-            <w:tcMar>
-              <w:top w:type="dxa" w:w="100"/>
-              <w:left w:type="dxa" w:w="40"/>
-              <w:bottom w:type="dxa" w:w="100"/>
-              <w:right w:type="dxa" w:w="40"/>
-            </w:tcMar>
-            <w:vAlign w:val="center"/>
-          </w:tcPr>
-          <w:p>
-            <w:pPr>
-              <w:spacing w:after="50"/>
-            </w:pPr>
-            <w:r>
-              <w:rPr>
-                <w:b/>
-                <w:bCs/>
-                <w:color w:val="12355B"/>
-                <w:sz w:val="24"/>
-                <w:szCs w:val="24"/>
-              </w:rPr>
-              <w:t xml:space="preserve">Balance point</w:t>
-            </w:r>
-            <w:r>
-              <w:rPr>
-                <w:i/>
-                <w:iCs/>
-                <w:color w:val="5F6F80"/>
-                <w:sz w:val="19"/>
-                <w:szCs w:val="19"/>
-              </w:rPr>
-              <w:t xml:space="preserve">   Punto de equilibrio</w:t>
-            </w:r>
-          </w:p>
-          <w:p>
-            <w:pPr>
-              <w:spacing w:after="40"/>
-            </w:pPr>
-            <w:r>
-              <w:rPr>
-                <w:sz w:val="21"/>
-                <w:szCs w:val="21"/>
-              </w:rPr>
-              <w:t xml:space="preserve">The value where the total distance of the data above it equals the total distance below it. The mean is the balance point.</w:t>
-            </w:r>
-          </w:p>
           <w:p>
             <w:pPr>
               <w:spacing w:after="0"/>
             </w:pPr>
-            <w:r>
-              <w:rPr>
-                <w:b/>
-                <w:bCs/>
-                <w:color w:val="1FA6A2"/>
-                <w:sz w:val="18"/>
-                <w:szCs w:val="18"/>
-              </w:rPr>
-              <w:t xml:space="preserve">Example:  </w:t>
-            </w:r>
             <w:r>
               <w:rPr>
                 <w:i/>
@@ -882,23 +1127,6 @@
           </w:p>
         </w:tc>
       </w:tr>
-    </w:tbl>
-    <w:tbl>
-      <w:tblPr>
-        <w:tblW w:type="pct" w:w="100%"/>
-        <w:tblBorders>
-          <w:top w:val="none" w:color="FFFFFF" w:sz="0"/>
-          <w:left w:val="none" w:color="FFFFFF" w:sz="0"/>
-          <w:bottom w:val="single" w:color="C7D2DD" w:sz="4"/>
-          <w:right w:val="none" w:color="FFFFFF" w:sz="0"/>
-          <w:insideH w:val="none" w:color="FFFFFF" w:sz="0"/>
-          <w:insideV w:val="none" w:color="FFFFFF" w:sz="0"/>
-        </w:tblBorders>
-      </w:tblPr>
-      <w:tblGrid>
-        <w:gridCol w:w="1800"/>
-        <w:gridCol w:w="7560"/>
-      </w:tblGrid>
       <w:tr>
         <w:trPr>
           <w:cantSplit/>
@@ -907,22 +1135,126 @@
           <w:tcPr>
             <w:tcW w:type="dxa" w:w="1800"/>
             <w:tcMar>
-              <w:top w:type="dxa" w:w="100"/>
-              <w:left w:type="dxa" w:w="40"/>
-              <w:bottom w:type="dxa" w:w="100"/>
-              <w:right w:type="dxa" w:w="120"/>
+              <w:top w:type="dxa" w:w="80"/>
+              <w:left w:type="dxa" w:w="100"/>
+              <w:bottom w:type="dxa" w:w="80"/>
+              <w:right w:type="dxa" w:w="100"/>
             </w:tcMar>
-            <w:vAlign w:val="center"/>
+            <w:vAlign w:val="top"/>
           </w:tcPr>
           <w:p>
             <w:pPr>
+              <w:spacing w:after="30"/>
+            </w:pPr>
+            <w:r>
+              <w:rPr>
+                <w:b/>
+                <w:bCs/>
+                <w:color w:val="12355B"/>
+                <w:sz w:val="21"/>
+                <w:szCs w:val="21"/>
+              </w:rPr>
+              <w:t xml:space="preserve">Data set</w:t>
+            </w:r>
+          </w:p>
+          <w:p>
+            <w:pPr>
               <w:spacing w:after="0"/>
+            </w:pPr>
+            <w:r>
+              <w:rPr>
+                <w:i/>
+                <w:iCs/>
+                <w:color w:val="5F6F80"/>
+                <w:sz w:val="18"/>
+                <w:szCs w:val="18"/>
+              </w:rPr>
+              <w:t xml:space="preserve">Conjunto de datos</w:t>
+            </w:r>
+          </w:p>
+        </w:tc>
+        <w:tc>
+          <w:tcPr>
+            <w:tcW w:type="dxa" w:w="3160"/>
+            <w:tcMar>
+              <w:top w:type="dxa" w:w="80"/>
+              <w:left w:type="dxa" w:w="100"/>
+              <w:bottom w:type="dxa" w:w="80"/>
+              <w:right w:type="dxa" w:w="100"/>
+            </w:tcMar>
+            <w:vAlign w:val="top"/>
+          </w:tcPr>
+          <w:p>
+            <w:pPr>
+              <w:spacing w:after="0"/>
+            </w:pPr>
+            <w:r>
+              <w:rPr>
+                <w:sz w:val="20"/>
+                <w:szCs w:val="20"/>
+              </w:rPr>
+              <w:t xml:space="preserve">The whole collection of values that were gathered or measured.</w:t>
+            </w:r>
+          </w:p>
+        </w:tc>
+        <w:tc>
+          <w:tcPr>
+            <w:tcW w:type="dxa" w:w="2200"/>
+            <w:tcMar>
+              <w:top w:type="dxa" w:w="80"/>
+              <w:left w:type="dxa" w:w="100"/>
+              <w:bottom w:type="dxa" w:w="80"/>
+              <w:right w:type="dxa" w:w="100"/>
+            </w:tcMar>
+            <w:vAlign w:val="top"/>
+          </w:tcPr>
+          <w:p>
+            <w:pPr>
+              <w:spacing w:after="40"/>
+            </w:pPr>
+            <w:r>
+              <w:rPr>
+                <w:i/>
+                <w:iCs/>
+                <w:color w:val="5F6F80"/>
+                <w:sz w:val="19"/>
+                <w:szCs w:val="19"/>
+              </w:rPr>
+              <w:t xml:space="preserve">Not Data set: write a counter-example that breaks the definition.</w:t>
+            </w:r>
+          </w:p>
+          <w:p>
+            <w:pPr>
+              <w:pBdr>
+                <w:bottom w:val="single" w:color="AFBECC" w:sz="6"/>
+              </w:pBdr>
+              <w:spacing w:after="30" w:before="150"/>
+            </w:pPr>
+            <w:r>
+              <w:t xml:space="preserve"/>
+            </w:r>
+          </w:p>
+        </w:tc>
+        <w:tc>
+          <w:tcPr>
+            <w:tcW w:type="dxa" w:w="2200"/>
+            <w:tcMar>
+              <w:top w:type="dxa" w:w="80"/>
+              <w:left w:type="dxa" w:w="100"/>
+              <w:bottom w:type="dxa" w:w="80"/>
+              <w:right w:type="dxa" w:w="100"/>
+            </w:tcMar>
+            <w:vAlign w:val="top"/>
+          </w:tcPr>
+          <w:p>
+            <w:pPr>
+              <w:spacing w:after="40"/>
               <w:jc w:val="center"/>
             </w:pPr>
             <w:r>
               <w:drawing>
                 <wp:inline distT="0" distB="0" distL="0" distR="0">
-                  <wp:extent cx="1047750" cy="790575"/>
+                  <wp:extent cx="876300" cy="657225"/>
                   <wp:effectExtent t="0" r="0" b="0" l="0"/>
                   <wp:docPr id="1" name="" descr="" title=""/>
                   <wp:cNvGraphicFramePr>
@@ -947,7 +1279,7 @@
                         <pic:spPr bwMode="auto">
                           <a:xfrm>
                             <a:off x="0" y="0"/>
-                            <a:ext cx="1047750" cy="790575"/>
+                            <a:ext cx="876300" cy="657225"/>
                           </a:xfrm>
                           <a:prstGeom prst="rect">
                             <a:avLst/>
@@ -960,69 +1292,10 @@
               </w:drawing>
             </w:r>
           </w:p>
-        </w:tc>
-        <w:tc>
-          <w:tcPr>
-            <w:tcW w:type="dxa" w:w="7560"/>
-            <w:tcMar>
-              <w:top w:type="dxa" w:w="100"/>
-              <w:left w:type="dxa" w:w="40"/>
-              <w:bottom w:type="dxa" w:w="100"/>
-              <w:right w:type="dxa" w:w="40"/>
-            </w:tcMar>
-            <w:vAlign w:val="center"/>
-          </w:tcPr>
-          <w:p>
-            <w:pPr>
-              <w:spacing w:after="50"/>
-            </w:pPr>
-            <w:r>
-              <w:rPr>
-                <w:b/>
-                <w:bCs/>
-                <w:color w:val="12355B"/>
-                <w:sz w:val="24"/>
-                <w:szCs w:val="24"/>
-              </w:rPr>
-              <w:t xml:space="preserve">Data set</w:t>
-            </w:r>
-            <w:r>
-              <w:rPr>
-                <w:i/>
-                <w:iCs/>
-                <w:color w:val="5F6F80"/>
-                <w:sz w:val="19"/>
-                <w:szCs w:val="19"/>
-              </w:rPr>
-              <w:t xml:space="preserve">   Conjunto de datos</w:t>
-            </w:r>
-          </w:p>
-          <w:p>
-            <w:pPr>
-              <w:spacing w:after="40"/>
-            </w:pPr>
-            <w:r>
-              <w:rPr>
-                <w:sz w:val="21"/>
-                <w:szCs w:val="21"/>
-              </w:rPr>
-              <w:t xml:space="preserve">The whole collection of values that were gathered or measured.</w:t>
-            </w:r>
-          </w:p>
           <w:p>
             <w:pPr>
               <w:spacing w:after="0"/>
             </w:pPr>
-            <w:r>
-              <w:rPr>
-                <w:b/>
-                <w:bCs/>
-                <w:color w:val="1FA6A2"/>
-                <w:sz w:val="18"/>
-                <w:szCs w:val="18"/>
-              </w:rPr>
-              <w:t xml:space="preserve">Example:  </w:t>
-            </w:r>
             <w:r>
               <w:rPr>
                 <w:i/>
@@ -1036,23 +1309,6 @@
           </w:p>
         </w:tc>
       </w:tr>
-    </w:tbl>
-    <w:tbl>
-      <w:tblPr>
-        <w:tblW w:type="pct" w:w="100%"/>
-        <w:tblBorders>
-          <w:top w:val="none" w:color="FFFFFF" w:sz="0"/>
-          <w:left w:val="none" w:color="FFFFFF" w:sz="0"/>
-          <w:bottom w:val="single" w:color="C7D2DD" w:sz="4"/>
-          <w:right w:val="none" w:color="FFFFFF" w:sz="0"/>
-          <w:insideH w:val="none" w:color="FFFFFF" w:sz="0"/>
-          <w:insideV w:val="none" w:color="FFFFFF" w:sz="0"/>
-        </w:tblBorders>
-      </w:tblPr>
-      <w:tblGrid>
-        <w:gridCol w:w="1800"/>
-        <w:gridCol w:w="7560"/>
-      </w:tblGrid>
       <w:tr>
         <w:trPr>
           <w:cantSplit/>
@@ -1061,22 +1317,126 @@
           <w:tcPr>
             <w:tcW w:type="dxa" w:w="1800"/>
             <w:tcMar>
-              <w:top w:type="dxa" w:w="100"/>
-              <w:left w:type="dxa" w:w="40"/>
-              <w:bottom w:type="dxa" w:w="100"/>
-              <w:right w:type="dxa" w:w="120"/>
+              <w:top w:type="dxa" w:w="80"/>
+              <w:left w:type="dxa" w:w="100"/>
+              <w:bottom w:type="dxa" w:w="80"/>
+              <w:right w:type="dxa" w:w="100"/>
             </w:tcMar>
-            <w:vAlign w:val="center"/>
+            <w:vAlign w:val="top"/>
           </w:tcPr>
           <w:p>
             <w:pPr>
+              <w:spacing w:after="30"/>
+            </w:pPr>
+            <w:r>
+              <w:rPr>
+                <w:b/>
+                <w:bCs/>
+                <w:color w:val="12355B"/>
+                <w:sz w:val="21"/>
+                <w:szCs w:val="21"/>
+              </w:rPr>
+              <w:t xml:space="preserve">Target mean</w:t>
+            </w:r>
+          </w:p>
+          <w:p>
+            <w:pPr>
               <w:spacing w:after="0"/>
+            </w:pPr>
+            <w:r>
+              <w:rPr>
+                <w:i/>
+                <w:iCs/>
+                <w:color w:val="5F6F80"/>
+                <w:sz w:val="18"/>
+                <w:szCs w:val="18"/>
+              </w:rPr>
+              <w:t xml:space="preserve">Media objetivo</w:t>
+            </w:r>
+          </w:p>
+        </w:tc>
+        <w:tc>
+          <w:tcPr>
+            <w:tcW w:type="dxa" w:w="3160"/>
+            <w:tcMar>
+              <w:top w:type="dxa" w:w="80"/>
+              <w:left w:type="dxa" w:w="100"/>
+              <w:bottom w:type="dxa" w:w="80"/>
+              <w:right w:type="dxa" w:w="100"/>
+            </w:tcMar>
+            <w:vAlign w:val="top"/>
+          </w:tcPr>
+          <w:p>
+            <w:pPr>
+              <w:spacing w:after="0"/>
+            </w:pPr>
+            <w:r>
+              <w:rPr>
+                <w:sz w:val="20"/>
+                <w:szCs w:val="20"/>
+              </w:rPr>
+              <w:t xml:space="preserve">The mean a person is trying to reach.</w:t>
+            </w:r>
+          </w:p>
+        </w:tc>
+        <w:tc>
+          <w:tcPr>
+            <w:tcW w:type="dxa" w:w="2200"/>
+            <w:tcMar>
+              <w:top w:type="dxa" w:w="80"/>
+              <w:left w:type="dxa" w:w="100"/>
+              <w:bottom w:type="dxa" w:w="80"/>
+              <w:right w:type="dxa" w:w="100"/>
+            </w:tcMar>
+            <w:vAlign w:val="top"/>
+          </w:tcPr>
+          <w:p>
+            <w:pPr>
+              <w:spacing w:after="40"/>
+            </w:pPr>
+            <w:r>
+              <w:rPr>
+                <w:i/>
+                <w:iCs/>
+                <w:color w:val="5F6F80"/>
+                <w:sz w:val="19"/>
+                <w:szCs w:val="19"/>
+              </w:rPr>
+              <w:t xml:space="preserve">Not Target mean: write a counter-example that breaks the definition.</w:t>
+            </w:r>
+          </w:p>
+          <w:p>
+            <w:pPr>
+              <w:pBdr>
+                <w:bottom w:val="single" w:color="AFBECC" w:sz="6"/>
+              </w:pBdr>
+              <w:spacing w:after="30" w:before="150"/>
+            </w:pPr>
+            <w:r>
+              <w:t xml:space="preserve"/>
+            </w:r>
+          </w:p>
+        </w:tc>
+        <w:tc>
+          <w:tcPr>
+            <w:tcW w:type="dxa" w:w="2200"/>
+            <w:tcMar>
+              <w:top w:type="dxa" w:w="80"/>
+              <w:left w:type="dxa" w:w="100"/>
+              <w:bottom w:type="dxa" w:w="80"/>
+              <w:right w:type="dxa" w:w="100"/>
+            </w:tcMar>
+            <w:vAlign w:val="top"/>
+          </w:tcPr>
+          <w:p>
+            <w:pPr>
+              <w:spacing w:after="40"/>
               <w:jc w:val="center"/>
             </w:pPr>
             <w:r>
               <w:drawing>
                 <wp:inline distT="0" distB="0" distL="0" distR="0">
-                  <wp:extent cx="1047750" cy="790575"/>
+                  <wp:extent cx="876300" cy="657225"/>
                   <wp:effectExtent t="0" r="0" b="0" l="0"/>
                   <wp:docPr id="1" name="" descr="" title=""/>
                   <wp:cNvGraphicFramePr>
@@ -1101,7 +1461,7 @@
                         <pic:spPr bwMode="auto">
                           <a:xfrm>
                             <a:off x="0" y="0"/>
-                            <a:ext cx="1047750" cy="790575"/>
+                            <a:ext cx="876300" cy="657225"/>
                           </a:xfrm>
                           <a:prstGeom prst="rect">
                             <a:avLst/>
@@ -1114,69 +1474,10 @@
               </w:drawing>
             </w:r>
           </w:p>
-        </w:tc>
-        <w:tc>
-          <w:tcPr>
-            <w:tcW w:type="dxa" w:w="7560"/>
-            <w:tcMar>
-              <w:top w:type="dxa" w:w="100"/>
-              <w:left w:type="dxa" w:w="40"/>
-              <w:bottom w:type="dxa" w:w="100"/>
-              <w:right w:type="dxa" w:w="40"/>
-            </w:tcMar>
-            <w:vAlign w:val="center"/>
-          </w:tcPr>
-          <w:p>
-            <w:pPr>
-              <w:spacing w:after="50"/>
-            </w:pPr>
-            <w:r>
-              <w:rPr>
-                <w:b/>
-                <w:bCs/>
-                <w:color w:val="12355B"/>
-                <w:sz w:val="24"/>
-                <w:szCs w:val="24"/>
-              </w:rPr>
-              <w:t xml:space="preserve">Target mean</w:t>
-            </w:r>
-            <w:r>
-              <w:rPr>
-                <w:i/>
-                <w:iCs/>
-                <w:color w:val="5F6F80"/>
-                <w:sz w:val="19"/>
-                <w:szCs w:val="19"/>
-              </w:rPr>
-              <w:t xml:space="preserve">   Media objetivo</w:t>
-            </w:r>
-          </w:p>
-          <w:p>
-            <w:pPr>
-              <w:spacing w:after="40"/>
-            </w:pPr>
-            <w:r>
-              <w:rPr>
-                <w:sz w:val="21"/>
-                <w:szCs w:val="21"/>
-              </w:rPr>
-              <w:t xml:space="preserve">The mean a person is trying to reach.</w:t>
-            </w:r>
-          </w:p>
           <w:p>
             <w:pPr>
               <w:spacing w:after="0"/>
             </w:pPr>
-            <w:r>
-              <w:rPr>
-                <w:b/>
-                <w:bCs/>
-                <w:color w:val="1FA6A2"/>
-                <w:sz w:val="18"/>
-                <w:szCs w:val="18"/>
-              </w:rPr>
-              <w:t xml:space="preserve">Example:  </w:t>
-            </w:r>
             <w:r>
               <w:rPr>
                 <w:i/>
@@ -1190,23 +1491,6 @@
           </w:p>
         </w:tc>
       </w:tr>
-    </w:tbl>
-    <w:tbl>
-      <w:tblPr>
-        <w:tblW w:type="pct" w:w="100%"/>
-        <w:tblBorders>
-          <w:top w:val="none" w:color="FFFFFF" w:sz="0"/>
-          <w:left w:val="none" w:color="FFFFFF" w:sz="0"/>
-          <w:bottom w:val="single" w:color="C7D2DD" w:sz="4"/>
-          <w:right w:val="none" w:color="FFFFFF" w:sz="0"/>
-          <w:insideH w:val="none" w:color="FFFFFF" w:sz="0"/>
-          <w:insideV w:val="none" w:color="FFFFFF" w:sz="0"/>
-        </w:tblBorders>
-      </w:tblPr>
-      <w:tblGrid>
-        <w:gridCol w:w="1800"/>
-        <w:gridCol w:w="7560"/>
-      </w:tblGrid>
       <w:tr>
         <w:trPr>
           <w:cantSplit/>
@@ -1215,22 +1499,126 @@
           <w:tcPr>
             <w:tcW w:type="dxa" w:w="1800"/>
             <w:tcMar>
-              <w:top w:type="dxa" w:w="100"/>
-              <w:left w:type="dxa" w:w="40"/>
-              <w:bottom w:type="dxa" w:w="100"/>
-              <w:right w:type="dxa" w:w="120"/>
+              <w:top w:type="dxa" w:w="80"/>
+              <w:left w:type="dxa" w:w="100"/>
+              <w:bottom w:type="dxa" w:w="80"/>
+              <w:right w:type="dxa" w:w="100"/>
             </w:tcMar>
-            <w:vAlign w:val="center"/>
+            <w:vAlign w:val="top"/>
           </w:tcPr>
           <w:p>
             <w:pPr>
+              <w:spacing w:after="30"/>
+            </w:pPr>
+            <w:r>
+              <w:rPr>
+                <w:b/>
+                <w:bCs/>
+                <w:color w:val="12355B"/>
+                <w:sz w:val="21"/>
+                <w:szCs w:val="21"/>
+              </w:rPr>
+              <w:t xml:space="preserve">Target total</w:t>
+            </w:r>
+          </w:p>
+          <w:p>
+            <w:pPr>
               <w:spacing w:after="0"/>
+            </w:pPr>
+            <w:r>
+              <w:rPr>
+                <w:i/>
+                <w:iCs/>
+                <w:color w:val="5F6F80"/>
+                <w:sz w:val="18"/>
+                <w:szCs w:val="18"/>
+              </w:rPr>
+              <w:t xml:space="preserve">Total objetivo</w:t>
+            </w:r>
+          </w:p>
+        </w:tc>
+        <w:tc>
+          <w:tcPr>
+            <w:tcW w:type="dxa" w:w="3160"/>
+            <w:tcMar>
+              <w:top w:type="dxa" w:w="80"/>
+              <w:left w:type="dxa" w:w="100"/>
+              <w:bottom w:type="dxa" w:w="80"/>
+              <w:right w:type="dxa" w:w="100"/>
+            </w:tcMar>
+            <w:vAlign w:val="top"/>
+          </w:tcPr>
+          <w:p>
+            <w:pPr>
+              <w:spacing w:after="0"/>
+            </w:pPr>
+            <w:r>
+              <w:rPr>
+                <w:sz w:val="20"/>
+                <w:szCs w:val="20"/>
+              </w:rPr>
+              <w:t xml:space="preserve">The target mean times the number of values.</w:t>
+            </w:r>
+          </w:p>
+        </w:tc>
+        <w:tc>
+          <w:tcPr>
+            <w:tcW w:type="dxa" w:w="2200"/>
+            <w:tcMar>
+              <w:top w:type="dxa" w:w="80"/>
+              <w:left w:type="dxa" w:w="100"/>
+              <w:bottom w:type="dxa" w:w="80"/>
+              <w:right w:type="dxa" w:w="100"/>
+            </w:tcMar>
+            <w:vAlign w:val="top"/>
+          </w:tcPr>
+          <w:p>
+            <w:pPr>
+              <w:spacing w:after="40"/>
+            </w:pPr>
+            <w:r>
+              <w:rPr>
+                <w:i/>
+                <w:iCs/>
+                <w:color w:val="5F6F80"/>
+                <w:sz w:val="19"/>
+                <w:szCs w:val="19"/>
+              </w:rPr>
+              <w:t xml:space="preserve">Not Target total: write a counter-example that breaks the definition.</w:t>
+            </w:r>
+          </w:p>
+          <w:p>
+            <w:pPr>
+              <w:pBdr>
+                <w:bottom w:val="single" w:color="AFBECC" w:sz="6"/>
+              </w:pBdr>
+              <w:spacing w:after="30" w:before="150"/>
+            </w:pPr>
+            <w:r>
+              <w:t xml:space="preserve"/>
+            </w:r>
+          </w:p>
+        </w:tc>
+        <w:tc>
+          <w:tcPr>
+            <w:tcW w:type="dxa" w:w="2200"/>
+            <w:tcMar>
+              <w:top w:type="dxa" w:w="80"/>
+              <w:left w:type="dxa" w:w="100"/>
+              <w:bottom w:type="dxa" w:w="80"/>
+              <w:right w:type="dxa" w:w="100"/>
+            </w:tcMar>
+            <w:vAlign w:val="top"/>
+          </w:tcPr>
+          <w:p>
+            <w:pPr>
+              <w:spacing w:after="40"/>
               <w:jc w:val="center"/>
             </w:pPr>
             <w:r>
               <w:drawing>
                 <wp:inline distT="0" distB="0" distL="0" distR="0">
-                  <wp:extent cx="1047750" cy="790575"/>
+                  <wp:extent cx="876300" cy="657225"/>
                   <wp:effectExtent t="0" r="0" b="0" l="0"/>
                   <wp:docPr id="1" name="" descr="" title=""/>
                   <wp:cNvGraphicFramePr>
@@ -1255,7 +1643,7 @@
                         <pic:spPr bwMode="auto">
                           <a:xfrm>
                             <a:off x="0" y="0"/>
-                            <a:ext cx="1047750" cy="790575"/>
+                            <a:ext cx="876300" cy="657225"/>
                           </a:xfrm>
                           <a:prstGeom prst="rect">
                             <a:avLst/>
@@ -1268,69 +1656,10 @@
               </w:drawing>
             </w:r>
           </w:p>
-        </w:tc>
-        <w:tc>
-          <w:tcPr>
-            <w:tcW w:type="dxa" w:w="7560"/>
-            <w:tcMar>
-              <w:top w:type="dxa" w:w="100"/>
-              <w:left w:type="dxa" w:w="40"/>
-              <w:bottom w:type="dxa" w:w="100"/>
-              <w:right w:type="dxa" w:w="40"/>
-            </w:tcMar>
-            <w:vAlign w:val="center"/>
-          </w:tcPr>
-          <w:p>
-            <w:pPr>
-              <w:spacing w:after="50"/>
-            </w:pPr>
-            <w:r>
-              <w:rPr>
-                <w:b/>
-                <w:bCs/>
-                <w:color w:val="12355B"/>
-                <w:sz w:val="24"/>
-                <w:szCs w:val="24"/>
-              </w:rPr>
-              <w:t xml:space="preserve">Target total</w:t>
-            </w:r>
-            <w:r>
-              <w:rPr>
-                <w:i/>
-                <w:iCs/>
-                <w:color w:val="5F6F80"/>
-                <w:sz w:val="19"/>
-                <w:szCs w:val="19"/>
-              </w:rPr>
-              <w:t xml:space="preserve">   Total objetivo</w:t>
-            </w:r>
-          </w:p>
-          <w:p>
-            <w:pPr>
-              <w:spacing w:after="40"/>
-            </w:pPr>
-            <w:r>
-              <w:rPr>
-                <w:sz w:val="21"/>
-                <w:szCs w:val="21"/>
-              </w:rPr>
-              <w:t xml:space="preserve">The target mean times the number of values.</w:t>
-            </w:r>
-          </w:p>
           <w:p>
             <w:pPr>
               <w:spacing w:after="0"/>
             </w:pPr>
-            <w:r>
-              <w:rPr>
-                <w:b/>
-                <w:bCs/>
-                <w:color w:val="1FA6A2"/>
-                <w:sz w:val="18"/>
-                <w:szCs w:val="18"/>
-              </w:rPr>
-              <w:t xml:space="preserve">Example:  </w:t>
-            </w:r>
             <w:r>
               <w:rPr>
                 <w:i/>
@@ -3734,7 +4063,7 @@
           <w:sz w:val="19"/>
           <w:szCs w:val="19"/>
         </w:rPr>
-        <w:t xml:space="preserve">   You Do — show your work</w:t>
+        <w:t xml:space="preserve">   You Do — show your work and reasoning</w:t>
       </w:r>
     </w:p>
     <w:p>
@@ -3749,7 +4078,7 @@
           <w:sz w:val="19"/>
           <w:szCs w:val="19"/>
         </w:rPr>
-        <w:t xml:space="preserve">Solve each problem. Show your thinking in the work box.</w:t>
+        <w:t xml:space="preserve">Solve each problem in the middle column and explain your reasoning using the sentence starters on the right.</w:t>
       </w:r>
     </w:p>
     <w:p>
@@ -3778,120 +4107,258 @@
         <w:t xml:space="preserve">   grade-level practice</w:t>
       </w:r>
     </w:p>
-    <w:p>
-      <w:pPr>
-        <w:keepNext/>
-        <w:spacing w:after="60" w:before="160"/>
-      </w:pPr>
-      <w:r>
-        <w:rPr>
-          <w:b/>
-          <w:bCs/>
-          <w:color w:val="12355B"/>
-          <w:sz w:val="22"/>
-          <w:szCs w:val="22"/>
-        </w:rPr>
-        <w:t xml:space="preserve">1.  </w:t>
-      </w:r>
-      <w:r>
-        <w:rPr>
-          <w:b/>
-          <w:bCs/>
-          <w:sz w:val="21"/>
-          <w:szCs w:val="21"/>
-        </w:rPr>
-        <w:t xml:space="preserve">Sofia wants to average 15 points per game over 10 games. How many points does she need in all 10 games combined?</w:t>
-      </w:r>
-    </w:p>
-    <w:p>
-      <w:pPr>
-        <w:spacing w:after="40"/>
-        <w:ind w:left="420"/>
-      </w:pPr>
-      <w:r>
-        <w:rPr>
-          <w:sz w:val="20"/>
-          <w:szCs w:val="20"/>
-        </w:rPr>
-        <w:t xml:space="preserve">A)  1.5 points</w:t>
-      </w:r>
-    </w:p>
-    <w:p>
-      <w:pPr>
-        <w:spacing w:after="40"/>
-        <w:ind w:left="420"/>
-      </w:pPr>
-      <w:r>
-        <w:rPr>
-          <w:sz w:val="20"/>
-          <w:szCs w:val="20"/>
-        </w:rPr>
-        <w:t xml:space="preserve">B)  15 points</w:t>
-      </w:r>
-    </w:p>
-    <w:p>
-      <w:pPr>
-        <w:spacing w:after="40"/>
-        <w:ind w:left="420"/>
-      </w:pPr>
-      <w:r>
-        <w:rPr>
-          <w:sz w:val="20"/>
-          <w:szCs w:val="20"/>
-        </w:rPr>
-        <w:t xml:space="preserve">C)  25 points</w:t>
-      </w:r>
-    </w:p>
-    <w:p>
-      <w:pPr>
-        <w:spacing w:after="40"/>
-        <w:ind w:left="420"/>
-      </w:pPr>
-      <w:r>
-        <w:rPr>
-          <w:sz w:val="20"/>
-          <w:szCs w:val="20"/>
-        </w:rPr>
-        <w:t xml:space="preserve">D)  150 points</w:t>
-      </w:r>
-    </w:p>
-    <w:p>
-      <w:pPr>
-        <w:spacing w:after="20"/>
-      </w:pPr>
-      <w:r>
-        <w:t xml:space="preserve"/>
-      </w:r>
-    </w:p>
     <w:tbl>
       <w:tblPr>
-        <w:tblW w:type="pct" w:w="100%"/>
+        <w:tblW w:type="dxa" w:w="9360"/>
         <w:tblBorders>
           <w:top w:val="single" w:color="C7D2DD" w:sz="6"/>
           <w:left w:val="single" w:color="C7D2DD" w:sz="6"/>
           <w:bottom w:val="single" w:color="C7D2DD" w:sz="6"/>
           <w:right w:val="single" w:color="C7D2DD" w:sz="6"/>
-          <w:insideH w:val="single" w:color="auto" w:sz="4"/>
-          <w:insideV w:val="single" w:color="auto" w:sz="4"/>
+          <w:insideH w:val="single" w:color="C7D2DD" w:sz="6"/>
+          <w:insideV w:val="single" w:color="C7D2DD" w:sz="6"/>
         </w:tblBorders>
       </w:tblPr>
       <w:tblGrid>
-        <w:gridCol w:w="100"/>
+        <w:gridCol w:w="2800"/>
+        <w:gridCol w:w="3560"/>
+        <w:gridCol w:w="3000"/>
       </w:tblGrid>
       <w:tr>
+        <w:trPr>
+          <w:cantSplit/>
+          <w:tblHeader/>
+        </w:trPr>
         <w:tc>
           <w:tcPr>
+            <w:tcW w:type="dxa" w:w="2800"/>
+            <w:shd w:fill="EEF4F8" w:color="auto" w:val="clear"/>
+            <w:tcMar>
+              <w:top w:type="dxa" w:w="60"/>
+              <w:left w:type="dxa" w:w="100"/>
+              <w:bottom w:type="dxa" w:w="60"/>
+              <w:right w:type="dxa" w:w="100"/>
+            </w:tcMar>
+          </w:tcPr>
+          <w:p>
+            <w:pPr>
+              <w:spacing w:after="0"/>
+            </w:pPr>
+            <w:r>
+              <w:rPr>
+                <w:b/>
+                <w:bCs/>
+                <w:color w:val="12355B"/>
+                <w:sz w:val="16"/>
+                <w:szCs w:val="16"/>
+              </w:rPr>
+              <w:t xml:space="preserve">CORE PROBLEM / GIVEN REPRESENTATION</w:t>
+            </w:r>
+          </w:p>
+        </w:tc>
+        <w:tc>
+          <w:tcPr>
+            <w:tcW w:type="dxa" w:w="3560"/>
+            <w:shd w:fill="EEF4F8" w:color="auto" w:val="clear"/>
+            <w:tcMar>
+              <w:top w:type="dxa" w:w="60"/>
+              <w:left w:type="dxa" w:w="100"/>
+              <w:bottom w:type="dxa" w:w="60"/>
+              <w:right w:type="dxa" w:w="100"/>
+            </w:tcMar>
+          </w:tcPr>
+          <w:p>
+            <w:pPr>
+              <w:spacing w:after="0"/>
+            </w:pPr>
+            <w:r>
+              <w:rPr>
+                <w:b/>
+                <w:bCs/>
+                <w:color w:val="12355B"/>
+                <w:sz w:val="16"/>
+                <w:szCs w:val="16"/>
+              </w:rPr>
+              <w:t xml:space="preserve">WORKING SPACE / CALCULATION STEPS</w:t>
+            </w:r>
+          </w:p>
+        </w:tc>
+        <w:tc>
+          <w:tcPr>
+            <w:tcW w:type="dxa" w:w="3000"/>
             <w:shd w:fill="FBF3E2" w:color="auto" w:val="clear"/>
             <w:tcMar>
               <w:top w:type="dxa" w:w="60"/>
-              <w:left w:type="dxa" w:w="120"/>
+              <w:left w:type="dxa" w:w="100"/>
               <w:bottom w:type="dxa" w:w="60"/>
-              <w:right w:type="dxa" w:w="120"/>
+              <w:right w:type="dxa" w:w="100"/>
             </w:tcMar>
           </w:tcPr>
           <w:p>
             <w:pPr>
-              <w:spacing w:after="0" w:line="320"/>
+              <w:spacing w:after="0"/>
+            </w:pPr>
+            <w:r>
+              <w:rPr>
+                <w:b/>
+                <w:bCs/>
+                <w:color w:val="B97A12"/>
+                <w:sz w:val="16"/>
+                <w:szCs w:val="16"/>
+              </w:rPr>
+              <w:t xml:space="preserve">EXPLAIN YOUR REASONING</w:t>
+            </w:r>
+          </w:p>
+        </w:tc>
+      </w:tr>
+      <w:tr>
+        <w:trPr>
+          <w:cantSplit/>
+        </w:trPr>
+        <w:tc>
+          <w:tcPr>
+            <w:tcW w:type="dxa" w:w="2800"/>
+            <w:tcMar>
+              <w:top w:type="dxa" w:w="80"/>
+              <w:left w:type="dxa" w:w="100"/>
+              <w:bottom w:type="dxa" w:w="80"/>
+              <w:right w:type="dxa" w:w="100"/>
+            </w:tcMar>
+            <w:vAlign w:val="top"/>
+          </w:tcPr>
+          <w:p>
+            <w:pPr>
+              <w:spacing w:after="60"/>
+            </w:pPr>
+            <w:r>
+              <w:rPr>
+                <w:b/>
+                <w:bCs/>
+                <w:color w:val="12355B"/>
+                <w:sz w:val="21"/>
+                <w:szCs w:val="21"/>
+              </w:rPr>
+              <w:t xml:space="preserve">1.  </w:t>
+            </w:r>
+            <w:r>
+              <w:rPr>
+                <w:b/>
+                <w:bCs/>
+                <w:sz w:val="20"/>
+                <w:szCs w:val="20"/>
+              </w:rPr>
+              <w:t xml:space="preserve">Sofia wants to average 15 points per game over 10 games. How many points does she need in all 10 games combined?</w:t>
+            </w:r>
+          </w:p>
+          <w:p>
+            <w:pPr>
+              <w:spacing w:after="30"/>
+              <w:ind w:left="180"/>
+            </w:pPr>
+            <w:r>
+              <w:rPr>
+                <w:sz w:val="19"/>
+                <w:szCs w:val="19"/>
+              </w:rPr>
+              <w:t xml:space="preserve">A)  1.5 points</w:t>
+            </w:r>
+          </w:p>
+          <w:p>
+            <w:pPr>
+              <w:spacing w:after="30"/>
+              <w:ind w:left="180"/>
+            </w:pPr>
+            <w:r>
+              <w:rPr>
+                <w:sz w:val="19"/>
+                <w:szCs w:val="19"/>
+              </w:rPr>
+              <w:t xml:space="preserve">B)  15 points</w:t>
+            </w:r>
+          </w:p>
+          <w:p>
+            <w:pPr>
+              <w:spacing w:after="30"/>
+              <w:ind w:left="180"/>
+            </w:pPr>
+            <w:r>
+              <w:rPr>
+                <w:sz w:val="19"/>
+                <w:szCs w:val="19"/>
+              </w:rPr>
+              <w:t xml:space="preserve">C)  25 points</w:t>
+            </w:r>
+          </w:p>
+          <w:p>
+            <w:pPr>
+              <w:spacing w:after="30"/>
+              <w:ind w:left="180"/>
+            </w:pPr>
+            <w:r>
+              <w:rPr>
+                <w:sz w:val="19"/>
+                <w:szCs w:val="19"/>
+              </w:rPr>
+              <w:t xml:space="preserve">D)  150 points</w:t>
+            </w:r>
+          </w:p>
+        </w:tc>
+        <w:tc>
+          <w:tcPr>
+            <w:tcW w:type="dxa" w:w="3560"/>
+            <w:tcMar>
+              <w:top w:type="dxa" w:w="80"/>
+              <w:left w:type="dxa" w:w="100"/>
+              <w:bottom w:type="dxa" w:w="80"/>
+              <w:right w:type="dxa" w:w="100"/>
+            </w:tcMar>
+            <w:vAlign w:val="top"/>
+          </w:tcPr>
+          <w:p>
+            <w:pPr>
+              <w:spacing w:after="40"/>
+            </w:pPr>
+            <w:r>
+              <w:rPr>
+                <w:b/>
+                <w:bCs/>
+                <w:color w:val="1FA6A2"/>
+                <w:sz w:val="19"/>
+                <w:szCs w:val="19"/>
+              </w:rPr>
+              <w:t xml:space="preserve">Solution:  </w:t>
+            </w:r>
+            <w:r>
+              <w:rPr>
+                <w:b/>
+                <w:bCs/>
+                <w:sz w:val="19"/>
+                <w:szCs w:val="19"/>
+              </w:rPr>
+              <w:t xml:space="preserve">D)  150 points</w:t>
+            </w:r>
+          </w:p>
+          <w:p>
+            <w:pPr>
+              <w:spacing w:after="40"/>
+            </w:pPr>
+            <w:r>
+              <w:rPr>
+                <w:i/>
+                <w:iCs/>
+                <w:color w:val="5F6F80"/>
+                <w:sz w:val="18"/>
+                <w:szCs w:val="18"/>
+              </w:rPr>
+              <w:t xml:space="preserve">If every one of the 10 games hit the target of 15 points, the total would be 15 × 10 = 150 points. That is the total she needs for a mean of 15.</w:t>
+            </w:r>
+          </w:p>
+          <w:p>
+            <w:pPr>
+              <w:pBdr>
+                <w:bottom w:val="single" w:color="AFBECC" w:sz="6"/>
+              </w:pBdr>
+              <w:spacing w:after="30" w:before="150"/>
             </w:pPr>
             <w:r>
               <w:t xml:space="preserve"/>
@@ -3899,7 +4366,125 @@
           </w:p>
           <w:p>
             <w:pPr>
-              <w:spacing w:after="0" w:line="320"/>
+              <w:pBdr>
+                <w:bottom w:val="single" w:color="AFBECC" w:sz="6"/>
+              </w:pBdr>
+              <w:spacing w:after="30" w:before="150"/>
+            </w:pPr>
+            <w:r>
+              <w:t xml:space="preserve"/>
+            </w:r>
+          </w:p>
+        </w:tc>
+        <w:tc>
+          <w:tcPr>
+            <w:tcW w:type="dxa" w:w="3000"/>
+            <w:shd w:fill="FBF3E2" w:color="auto" w:val="clear"/>
+            <w:tcMar>
+              <w:top w:type="dxa" w:w="80"/>
+              <w:left w:type="dxa" w:w="100"/>
+              <w:bottom w:type="dxa" w:w="80"/>
+              <w:right w:type="dxa" w:w="100"/>
+            </w:tcMar>
+            <w:vAlign w:val="top"/>
+          </w:tcPr>
+          <w:p>
+            <w:pPr>
+              <w:spacing w:after="40"/>
+            </w:pPr>
+            <w:r>
+              <w:rPr>
+                <w:b/>
+                <w:bCs/>
+                <w:color w:val="12355B"/>
+                <w:sz w:val="19"/>
+                <w:szCs w:val="19"/>
+              </w:rPr>
+              <w:t xml:space="preserve">Because... </w:t>
+            </w:r>
+            <w:r>
+              <w:rPr>
+                <w:color w:val="AFBECC"/>
+                <w:sz w:val="19"/>
+                <w:szCs w:val="19"/>
+              </w:rPr>
+              <w:t xml:space="preserve">________________</w:t>
+            </w:r>
+          </w:p>
+          <w:p>
+            <w:pPr>
+              <w:pBdr>
+                <w:bottom w:val="single" w:color="AFBECC" w:sz="6"/>
+              </w:pBdr>
+              <w:spacing w:after="30" w:before="150"/>
+            </w:pPr>
+            <w:r>
+              <w:t xml:space="preserve"/>
+            </w:r>
+          </w:p>
+          <w:p>
+            <w:pPr>
+              <w:spacing w:after="40" w:before="80"/>
+            </w:pPr>
+            <w:r>
+              <w:rPr>
+                <w:b/>
+                <w:bCs/>
+                <w:color w:val="6B4FA0"/>
+                <w:sz w:val="19"/>
+                <w:szCs w:val="19"/>
+              </w:rPr>
+              <w:t xml:space="preserve">Although... </w:t>
+            </w:r>
+            <w:r>
+              <w:rPr>
+                <w:color w:val="AFBECC"/>
+                <w:sz w:val="19"/>
+                <w:szCs w:val="19"/>
+              </w:rPr>
+              <w:t xml:space="preserve">_______________</w:t>
+            </w:r>
+          </w:p>
+          <w:p>
+            <w:pPr>
+              <w:pBdr>
+                <w:bottom w:val="single" w:color="AFBECC" w:sz="6"/>
+              </w:pBdr>
+              <w:spacing w:after="30" w:before="150"/>
+            </w:pPr>
+            <w:r>
+              <w:t xml:space="preserve"/>
+            </w:r>
+          </w:p>
+          <w:p>
+            <w:pPr>
+              <w:spacing w:after="40" w:before="80"/>
+            </w:pPr>
+            <w:r>
+              <w:rPr>
+                <w:b/>
+                <w:bCs/>
+                <w:color w:val="1FA6A2"/>
+                <w:sz w:val="19"/>
+                <w:szCs w:val="19"/>
+              </w:rPr>
+              <w:t xml:space="preserve">Therefore... </w:t>
+            </w:r>
+            <w:r>
+              <w:rPr>
+                <w:color w:val="AFBECC"/>
+                <w:sz w:val="19"/>
+                <w:szCs w:val="19"/>
+              </w:rPr>
+              <w:t xml:space="preserve">______________</w:t>
+            </w:r>
+          </w:p>
+          <w:p>
+            <w:pPr>
+              <w:pBdr>
+                <w:bottom w:val="single" w:color="AFBECC" w:sz="6"/>
+              </w:pBdr>
+              <w:spacing w:after="30" w:before="150"/>
             </w:pPr>
             <w:r>
               <w:t xml:space="preserve"/>
@@ -3910,84 +4495,7 @@
     </w:tbl>
     <w:p>
       <w:pPr>
-        <w:keepNext/>
-        <w:spacing w:after="60" w:before="160"/>
-      </w:pPr>
-      <w:r>
-        <w:rPr>
-          <w:b/>
-          <w:bCs/>
-          <w:color w:val="12355B"/>
-          <w:sz w:val="22"/>
-          <w:szCs w:val="22"/>
-        </w:rPr>
-        <w:t xml:space="preserve">2.  </w:t>
-      </w:r>
-      <w:r>
-        <w:rPr>
-          <w:b/>
-          <w:bCs/>
-          <w:sz w:val="21"/>
-          <w:szCs w:val="21"/>
-        </w:rPr>
-        <w:t xml:space="preserve">Sofia's points in games 1 through 9 were 12, 20, 16, 11, 17, 14, 15, 10, and 18. How many points has she scored so far?</w:t>
-      </w:r>
-    </w:p>
-    <w:p>
-      <w:pPr>
-        <w:spacing w:after="40"/>
-        <w:ind w:left="420"/>
-      </w:pPr>
-      <w:r>
-        <w:rPr>
-          <w:sz w:val="20"/>
-          <w:szCs w:val="20"/>
-        </w:rPr>
-        <w:t xml:space="preserve">A)  15 points</w:t>
-      </w:r>
-    </w:p>
-    <w:p>
-      <w:pPr>
-        <w:spacing w:after="40"/>
-        <w:ind w:left="420"/>
-      </w:pPr>
-      <w:r>
-        <w:rPr>
-          <w:sz w:val="20"/>
-          <w:szCs w:val="20"/>
-        </w:rPr>
-        <w:t xml:space="preserve">B)  123 points</w:t>
-      </w:r>
-    </w:p>
-    <w:p>
-      <w:pPr>
-        <w:spacing w:after="40"/>
-        <w:ind w:left="420"/>
-      </w:pPr>
-      <w:r>
-        <w:rPr>
-          <w:sz w:val="20"/>
-          <w:szCs w:val="20"/>
-        </w:rPr>
-        <w:t xml:space="preserve">C)  133 points</w:t>
-      </w:r>
-    </w:p>
-    <w:p>
-      <w:pPr>
-        <w:spacing w:after="40"/>
-        <w:ind w:left="420"/>
-      </w:pPr>
-      <w:r>
-        <w:rPr>
-          <w:sz w:val="20"/>
-          <w:szCs w:val="20"/>
-        </w:rPr>
-        <w:t xml:space="preserve">D)  150 points</w:t>
-      </w:r>
-    </w:p>
-    <w:p>
-      <w:pPr>
-        <w:spacing w:after="20"/>
+        <w:spacing w:after="80"/>
       </w:pPr>
       <w:r>
         <w:t xml:space="preserve"/>
@@ -3995,33 +4503,256 @@
     </w:p>
     <w:tbl>
       <w:tblPr>
-        <w:tblW w:type="pct" w:w="100%"/>
+        <w:tblW w:type="dxa" w:w="9360"/>
         <w:tblBorders>
           <w:top w:val="single" w:color="C7D2DD" w:sz="6"/>
           <w:left w:val="single" w:color="C7D2DD" w:sz="6"/>
           <w:bottom w:val="single" w:color="C7D2DD" w:sz="6"/>
           <w:right w:val="single" w:color="C7D2DD" w:sz="6"/>
-          <w:insideH w:val="single" w:color="auto" w:sz="4"/>
-          <w:insideV w:val="single" w:color="auto" w:sz="4"/>
+          <w:insideH w:val="single" w:color="C7D2DD" w:sz="6"/>
+          <w:insideV w:val="single" w:color="C7D2DD" w:sz="6"/>
         </w:tblBorders>
       </w:tblPr>
       <w:tblGrid>
-        <w:gridCol w:w="100"/>
+        <w:gridCol w:w="2800"/>
+        <w:gridCol w:w="3560"/>
+        <w:gridCol w:w="3000"/>
       </w:tblGrid>
       <w:tr>
+        <w:trPr>
+          <w:cantSplit/>
+          <w:tblHeader/>
+        </w:trPr>
         <w:tc>
           <w:tcPr>
+            <w:tcW w:type="dxa" w:w="2800"/>
+            <w:shd w:fill="EEF4F8" w:color="auto" w:val="clear"/>
+            <w:tcMar>
+              <w:top w:type="dxa" w:w="60"/>
+              <w:left w:type="dxa" w:w="100"/>
+              <w:bottom w:type="dxa" w:w="60"/>
+              <w:right w:type="dxa" w:w="100"/>
+            </w:tcMar>
+          </w:tcPr>
+          <w:p>
+            <w:pPr>
+              <w:spacing w:after="0"/>
+            </w:pPr>
+            <w:r>
+              <w:rPr>
+                <w:b/>
+                <w:bCs/>
+                <w:color w:val="12355B"/>
+                <w:sz w:val="16"/>
+                <w:szCs w:val="16"/>
+              </w:rPr>
+              <w:t xml:space="preserve">CORE PROBLEM / GIVEN REPRESENTATION</w:t>
+            </w:r>
+          </w:p>
+        </w:tc>
+        <w:tc>
+          <w:tcPr>
+            <w:tcW w:type="dxa" w:w="3560"/>
+            <w:shd w:fill="EEF4F8" w:color="auto" w:val="clear"/>
+            <w:tcMar>
+              <w:top w:type="dxa" w:w="60"/>
+              <w:left w:type="dxa" w:w="100"/>
+              <w:bottom w:type="dxa" w:w="60"/>
+              <w:right w:type="dxa" w:w="100"/>
+            </w:tcMar>
+          </w:tcPr>
+          <w:p>
+            <w:pPr>
+              <w:spacing w:after="0"/>
+            </w:pPr>
+            <w:r>
+              <w:rPr>
+                <w:b/>
+                <w:bCs/>
+                <w:color w:val="12355B"/>
+                <w:sz w:val="16"/>
+                <w:szCs w:val="16"/>
+              </w:rPr>
+              <w:t xml:space="preserve">WORKING SPACE / CALCULATION STEPS</w:t>
+            </w:r>
+          </w:p>
+        </w:tc>
+        <w:tc>
+          <w:tcPr>
+            <w:tcW w:type="dxa" w:w="3000"/>
             <w:shd w:fill="FBF3E2" w:color="auto" w:val="clear"/>
             <w:tcMar>
               <w:top w:type="dxa" w:w="60"/>
-              <w:left w:type="dxa" w:w="120"/>
+              <w:left w:type="dxa" w:w="100"/>
               <w:bottom w:type="dxa" w:w="60"/>
-              <w:right w:type="dxa" w:w="120"/>
+              <w:right w:type="dxa" w:w="100"/>
             </w:tcMar>
           </w:tcPr>
           <w:p>
             <w:pPr>
-              <w:spacing w:after="0" w:line="320"/>
+              <w:spacing w:after="0"/>
+            </w:pPr>
+            <w:r>
+              <w:rPr>
+                <w:b/>
+                <w:bCs/>
+                <w:color w:val="B97A12"/>
+                <w:sz w:val="16"/>
+                <w:szCs w:val="16"/>
+              </w:rPr>
+              <w:t xml:space="preserve">EXPLAIN YOUR REASONING</w:t>
+            </w:r>
+          </w:p>
+        </w:tc>
+      </w:tr>
+      <w:tr>
+        <w:trPr>
+          <w:cantSplit/>
+        </w:trPr>
+        <w:tc>
+          <w:tcPr>
+            <w:tcW w:type="dxa" w:w="2800"/>
+            <w:tcMar>
+              <w:top w:type="dxa" w:w="80"/>
+              <w:left w:type="dxa" w:w="100"/>
+              <w:bottom w:type="dxa" w:w="80"/>
+              <w:right w:type="dxa" w:w="100"/>
+            </w:tcMar>
+            <w:vAlign w:val="top"/>
+          </w:tcPr>
+          <w:p>
+            <w:pPr>
+              <w:spacing w:after="60"/>
+            </w:pPr>
+            <w:r>
+              <w:rPr>
+                <w:b/>
+                <w:bCs/>
+                <w:color w:val="12355B"/>
+                <w:sz w:val="21"/>
+                <w:szCs w:val="21"/>
+              </w:rPr>
+              <w:t xml:space="preserve">2.  </w:t>
+            </w:r>
+            <w:r>
+              <w:rPr>
+                <w:b/>
+                <w:bCs/>
+                <w:sz w:val="20"/>
+                <w:szCs w:val="20"/>
+              </w:rPr>
+              <w:t xml:space="preserve">Sofia's points in games 1 through 9 were 12, 20, 16, 11, 17, 14, 15, 10, and 18. How many points has she scored so far?</w:t>
+            </w:r>
+          </w:p>
+          <w:p>
+            <w:pPr>
+              <w:spacing w:after="30"/>
+              <w:ind w:left="180"/>
+            </w:pPr>
+            <w:r>
+              <w:rPr>
+                <w:sz w:val="19"/>
+                <w:szCs w:val="19"/>
+              </w:rPr>
+              <w:t xml:space="preserve">A)  15 points</w:t>
+            </w:r>
+          </w:p>
+          <w:p>
+            <w:pPr>
+              <w:spacing w:after="30"/>
+              <w:ind w:left="180"/>
+            </w:pPr>
+            <w:r>
+              <w:rPr>
+                <w:sz w:val="19"/>
+                <w:szCs w:val="19"/>
+              </w:rPr>
+              <w:t xml:space="preserve">B)  123 points</w:t>
+            </w:r>
+          </w:p>
+          <w:p>
+            <w:pPr>
+              <w:spacing w:after="30"/>
+              <w:ind w:left="180"/>
+            </w:pPr>
+            <w:r>
+              <w:rPr>
+                <w:sz w:val="19"/>
+                <w:szCs w:val="19"/>
+              </w:rPr>
+              <w:t xml:space="preserve">C)  133 points</w:t>
+            </w:r>
+          </w:p>
+          <w:p>
+            <w:pPr>
+              <w:spacing w:after="30"/>
+              <w:ind w:left="180"/>
+            </w:pPr>
+            <w:r>
+              <w:rPr>
+                <w:sz w:val="19"/>
+                <w:szCs w:val="19"/>
+              </w:rPr>
+              <w:t xml:space="preserve">D)  150 points</w:t>
+            </w:r>
+          </w:p>
+        </w:tc>
+        <w:tc>
+          <w:tcPr>
+            <w:tcW w:type="dxa" w:w="3560"/>
+            <w:tcMar>
+              <w:top w:type="dxa" w:w="80"/>
+              <w:left w:type="dxa" w:w="100"/>
+              <w:bottom w:type="dxa" w:w="80"/>
+              <w:right w:type="dxa" w:w="100"/>
+            </w:tcMar>
+            <w:vAlign w:val="top"/>
+          </w:tcPr>
+          <w:p>
+            <w:pPr>
+              <w:spacing w:after="40"/>
+            </w:pPr>
+            <w:r>
+              <w:rPr>
+                <w:b/>
+                <w:bCs/>
+                <w:color w:val="1FA6A2"/>
+                <w:sz w:val="19"/>
+                <w:szCs w:val="19"/>
+              </w:rPr>
+              <w:t xml:space="preserve">Solution:  </w:t>
+            </w:r>
+            <w:r>
+              <w:rPr>
+                <w:b/>
+                <w:bCs/>
+                <w:sz w:val="19"/>
+                <w:szCs w:val="19"/>
+              </w:rPr>
+              <w:t xml:space="preserve">C)  133 points</w:t>
+            </w:r>
+          </w:p>
+          <w:p>
+            <w:pPr>
+              <w:spacing w:after="40"/>
+            </w:pPr>
+            <w:r>
+              <w:rPr>
+                <w:i/>
+                <w:iCs/>
+                <w:color w:val="5F6F80"/>
+                <w:sz w:val="18"/>
+                <w:szCs w:val="18"/>
+              </w:rPr>
+              <w:t xml:space="preserve">12 + 20 + 16 + 11 + 17 + 14 + 15 + 10 + 18 = 133 points after 9 games.</w:t>
+            </w:r>
+          </w:p>
+          <w:p>
+            <w:pPr>
+              <w:pBdr>
+                <w:bottom w:val="single" w:color="AFBECC" w:sz="6"/>
+              </w:pBdr>
+              <w:spacing w:after="30" w:before="150"/>
             </w:pPr>
             <w:r>
               <w:t xml:space="preserve"/>
@@ -4029,7 +4760,125 @@
           </w:p>
           <w:p>
             <w:pPr>
-              <w:spacing w:after="0" w:line="320"/>
+              <w:pBdr>
+                <w:bottom w:val="single" w:color="AFBECC" w:sz="6"/>
+              </w:pBdr>
+              <w:spacing w:after="30" w:before="150"/>
+            </w:pPr>
+            <w:r>
+              <w:t xml:space="preserve"/>
+            </w:r>
+          </w:p>
+        </w:tc>
+        <w:tc>
+          <w:tcPr>
+            <w:tcW w:type="dxa" w:w="3000"/>
+            <w:shd w:fill="FBF3E2" w:color="auto" w:val="clear"/>
+            <w:tcMar>
+              <w:top w:type="dxa" w:w="80"/>
+              <w:left w:type="dxa" w:w="100"/>
+              <w:bottom w:type="dxa" w:w="80"/>
+              <w:right w:type="dxa" w:w="100"/>
+            </w:tcMar>
+            <w:vAlign w:val="top"/>
+          </w:tcPr>
+          <w:p>
+            <w:pPr>
+              <w:spacing w:after="40"/>
+            </w:pPr>
+            <w:r>
+              <w:rPr>
+                <w:b/>
+                <w:bCs/>
+                <w:color w:val="12355B"/>
+                <w:sz w:val="19"/>
+                <w:szCs w:val="19"/>
+              </w:rPr>
+              <w:t xml:space="preserve">Because... </w:t>
+            </w:r>
+            <w:r>
+              <w:rPr>
+                <w:color w:val="AFBECC"/>
+                <w:sz w:val="19"/>
+                <w:szCs w:val="19"/>
+              </w:rPr>
+              <w:t xml:space="preserve">________________</w:t>
+            </w:r>
+          </w:p>
+          <w:p>
+            <w:pPr>
+              <w:pBdr>
+                <w:bottom w:val="single" w:color="AFBECC" w:sz="6"/>
+              </w:pBdr>
+              <w:spacing w:after="30" w:before="150"/>
+            </w:pPr>
+            <w:r>
+              <w:t xml:space="preserve"/>
+            </w:r>
+          </w:p>
+          <w:p>
+            <w:pPr>
+              <w:spacing w:after="40" w:before="80"/>
+            </w:pPr>
+            <w:r>
+              <w:rPr>
+                <w:b/>
+                <w:bCs/>
+                <w:color w:val="6B4FA0"/>
+                <w:sz w:val="19"/>
+                <w:szCs w:val="19"/>
+              </w:rPr>
+              <w:t xml:space="preserve">Although... </w:t>
+            </w:r>
+            <w:r>
+              <w:rPr>
+                <w:color w:val="AFBECC"/>
+                <w:sz w:val="19"/>
+                <w:szCs w:val="19"/>
+              </w:rPr>
+              <w:t xml:space="preserve">_______________</w:t>
+            </w:r>
+          </w:p>
+          <w:p>
+            <w:pPr>
+              <w:pBdr>
+                <w:bottom w:val="single" w:color="AFBECC" w:sz="6"/>
+              </w:pBdr>
+              <w:spacing w:after="30" w:before="150"/>
+            </w:pPr>
+            <w:r>
+              <w:t xml:space="preserve"/>
+            </w:r>
+          </w:p>
+          <w:p>
+            <w:pPr>
+              <w:spacing w:after="40" w:before="80"/>
+            </w:pPr>
+            <w:r>
+              <w:rPr>
+                <w:b/>
+                <w:bCs/>
+                <w:color w:val="1FA6A2"/>
+                <w:sz w:val="19"/>
+                <w:szCs w:val="19"/>
+              </w:rPr>
+              <w:t xml:space="preserve">Therefore... </w:t>
+            </w:r>
+            <w:r>
+              <w:rPr>
+                <w:color w:val="AFBECC"/>
+                <w:sz w:val="19"/>
+                <w:szCs w:val="19"/>
+              </w:rPr>
+              <w:t xml:space="preserve">______________</w:t>
+            </w:r>
+          </w:p>
+          <w:p>
+            <w:pPr>
+              <w:pBdr>
+                <w:bottom w:val="single" w:color="AFBECC" w:sz="6"/>
+              </w:pBdr>
+              <w:spacing w:after="30" w:before="150"/>
             </w:pPr>
             <w:r>
               <w:t xml:space="preserve"/>
@@ -4040,84 +4889,7 @@
     </w:tbl>
     <w:p>
       <w:pPr>
-        <w:keepNext/>
-        <w:spacing w:after="60" w:before="160"/>
-      </w:pPr>
-      <w:r>
-        <w:rPr>
-          <w:b/>
-          <w:bCs/>
-          <w:color w:val="12355B"/>
-          <w:sz w:val="22"/>
-          <w:szCs w:val="22"/>
-        </w:rPr>
-        <w:t xml:space="preserve">3.  </w:t>
-      </w:r>
-      <w:r>
-        <w:rPr>
-          <w:b/>
-          <w:bCs/>
-          <w:sz w:val="21"/>
-          <w:szCs w:val="21"/>
-        </w:rPr>
-        <w:t xml:space="preserve">Sofia has 133 points after 9 games and needs 150 points in all to average 15 over 10 games. How many points must she score in game 10?</w:t>
-      </w:r>
-    </w:p>
-    <w:p>
-      <w:pPr>
-        <w:spacing w:after="40"/>
-        <w:ind w:left="420"/>
-      </w:pPr>
-      <w:r>
-        <w:rPr>
-          <w:sz w:val="20"/>
-          <w:szCs w:val="20"/>
-        </w:rPr>
-        <w:t xml:space="preserve">A)  13 points</w:t>
-      </w:r>
-    </w:p>
-    <w:p>
-      <w:pPr>
-        <w:spacing w:after="40"/>
-        <w:ind w:left="420"/>
-      </w:pPr>
-      <w:r>
-        <w:rPr>
-          <w:sz w:val="20"/>
-          <w:szCs w:val="20"/>
-        </w:rPr>
-        <w:t xml:space="preserve">B)  15 points</w:t>
-      </w:r>
-    </w:p>
-    <w:p>
-      <w:pPr>
-        <w:spacing w:after="40"/>
-        <w:ind w:left="420"/>
-      </w:pPr>
-      <w:r>
-        <w:rPr>
-          <w:sz w:val="20"/>
-          <w:szCs w:val="20"/>
-        </w:rPr>
-        <w:t xml:space="preserve">C)  17 points</w:t>
-      </w:r>
-    </w:p>
-    <w:p>
-      <w:pPr>
-        <w:spacing w:after="40"/>
-        <w:ind w:left="420"/>
-      </w:pPr>
-      <w:r>
-        <w:rPr>
-          <w:sz w:val="20"/>
-          <w:szCs w:val="20"/>
-        </w:rPr>
-        <w:t xml:space="preserve">D)  283 points</w:t>
-      </w:r>
-    </w:p>
-    <w:p>
-      <w:pPr>
-        <w:spacing w:after="20"/>
+        <w:spacing w:after="80"/>
       </w:pPr>
       <w:r>
         <w:t xml:space="preserve"/>
@@ -4125,33 +4897,256 @@
     </w:p>
     <w:tbl>
       <w:tblPr>
-        <w:tblW w:type="pct" w:w="100%"/>
+        <w:tblW w:type="dxa" w:w="9360"/>
         <w:tblBorders>
           <w:top w:val="single" w:color="C7D2DD" w:sz="6"/>
           <w:left w:val="single" w:color="C7D2DD" w:sz="6"/>
           <w:bottom w:val="single" w:color="C7D2DD" w:sz="6"/>
           <w:right w:val="single" w:color="C7D2DD" w:sz="6"/>
-          <w:insideH w:val="single" w:color="auto" w:sz="4"/>
-          <w:insideV w:val="single" w:color="auto" w:sz="4"/>
+          <w:insideH w:val="single" w:color="C7D2DD" w:sz="6"/>
+          <w:insideV w:val="single" w:color="C7D2DD" w:sz="6"/>
         </w:tblBorders>
       </w:tblPr>
       <w:tblGrid>
-        <w:gridCol w:w="100"/>
+        <w:gridCol w:w="2800"/>
+        <w:gridCol w:w="3560"/>
+        <w:gridCol w:w="3000"/>
       </w:tblGrid>
       <w:tr>
+        <w:trPr>
+          <w:cantSplit/>
+          <w:tblHeader/>
+        </w:trPr>
         <w:tc>
           <w:tcPr>
+            <w:tcW w:type="dxa" w:w="2800"/>
+            <w:shd w:fill="EEF4F8" w:color="auto" w:val="clear"/>
+            <w:tcMar>
+              <w:top w:type="dxa" w:w="60"/>
+              <w:left w:type="dxa" w:w="100"/>
+              <w:bottom w:type="dxa" w:w="60"/>
+              <w:right w:type="dxa" w:w="100"/>
+            </w:tcMar>
+          </w:tcPr>
+          <w:p>
+            <w:pPr>
+              <w:spacing w:after="0"/>
+            </w:pPr>
+            <w:r>
+              <w:rPr>
+                <w:b/>
+                <w:bCs/>
+                <w:color w:val="12355B"/>
+                <w:sz w:val="16"/>
+                <w:szCs w:val="16"/>
+              </w:rPr>
+              <w:t xml:space="preserve">CORE PROBLEM / GIVEN REPRESENTATION</w:t>
+            </w:r>
+          </w:p>
+        </w:tc>
+        <w:tc>
+          <w:tcPr>
+            <w:tcW w:type="dxa" w:w="3560"/>
+            <w:shd w:fill="EEF4F8" w:color="auto" w:val="clear"/>
+            <w:tcMar>
+              <w:top w:type="dxa" w:w="60"/>
+              <w:left w:type="dxa" w:w="100"/>
+              <w:bottom w:type="dxa" w:w="60"/>
+              <w:right w:type="dxa" w:w="100"/>
+            </w:tcMar>
+          </w:tcPr>
+          <w:p>
+            <w:pPr>
+              <w:spacing w:after="0"/>
+            </w:pPr>
+            <w:r>
+              <w:rPr>
+                <w:b/>
+                <w:bCs/>
+                <w:color w:val="12355B"/>
+                <w:sz w:val="16"/>
+                <w:szCs w:val="16"/>
+              </w:rPr>
+              <w:t xml:space="preserve">WORKING SPACE / CALCULATION STEPS</w:t>
+            </w:r>
+          </w:p>
+        </w:tc>
+        <w:tc>
+          <w:tcPr>
+            <w:tcW w:type="dxa" w:w="3000"/>
             <w:shd w:fill="FBF3E2" w:color="auto" w:val="clear"/>
             <w:tcMar>
               <w:top w:type="dxa" w:w="60"/>
-              <w:left w:type="dxa" w:w="120"/>
+              <w:left w:type="dxa" w:w="100"/>
               <w:bottom w:type="dxa" w:w="60"/>
-              <w:right w:type="dxa" w:w="120"/>
+              <w:right w:type="dxa" w:w="100"/>
             </w:tcMar>
           </w:tcPr>
           <w:p>
             <w:pPr>
-              <w:spacing w:after="0" w:line="320"/>
+              <w:spacing w:after="0"/>
+            </w:pPr>
+            <w:r>
+              <w:rPr>
+                <w:b/>
+                <w:bCs/>
+                <w:color w:val="B97A12"/>
+                <w:sz w:val="16"/>
+                <w:szCs w:val="16"/>
+              </w:rPr>
+              <w:t xml:space="preserve">EXPLAIN YOUR REASONING</w:t>
+            </w:r>
+          </w:p>
+        </w:tc>
+      </w:tr>
+      <w:tr>
+        <w:trPr>
+          <w:cantSplit/>
+        </w:trPr>
+        <w:tc>
+          <w:tcPr>
+            <w:tcW w:type="dxa" w:w="2800"/>
+            <w:tcMar>
+              <w:top w:type="dxa" w:w="80"/>
+              <w:left w:type="dxa" w:w="100"/>
+              <w:bottom w:type="dxa" w:w="80"/>
+              <w:right w:type="dxa" w:w="100"/>
+            </w:tcMar>
+            <w:vAlign w:val="top"/>
+          </w:tcPr>
+          <w:p>
+            <w:pPr>
+              <w:spacing w:after="60"/>
+            </w:pPr>
+            <w:r>
+              <w:rPr>
+                <w:b/>
+                <w:bCs/>
+                <w:color w:val="12355B"/>
+                <w:sz w:val="21"/>
+                <w:szCs w:val="21"/>
+              </w:rPr>
+              <w:t xml:space="preserve">3.  </w:t>
+            </w:r>
+            <w:r>
+              <w:rPr>
+                <w:b/>
+                <w:bCs/>
+                <w:sz w:val="20"/>
+                <w:szCs w:val="20"/>
+              </w:rPr>
+              <w:t xml:space="preserve">Sofia has 133 points after 9 games and needs 150 points in all to average 15 over 10 games. How many points must she score in game 10?</w:t>
+            </w:r>
+          </w:p>
+          <w:p>
+            <w:pPr>
+              <w:spacing w:after="30"/>
+              <w:ind w:left="180"/>
+            </w:pPr>
+            <w:r>
+              <w:rPr>
+                <w:sz w:val="19"/>
+                <w:szCs w:val="19"/>
+              </w:rPr>
+              <w:t xml:space="preserve">A)  13 points</w:t>
+            </w:r>
+          </w:p>
+          <w:p>
+            <w:pPr>
+              <w:spacing w:after="30"/>
+              <w:ind w:left="180"/>
+            </w:pPr>
+            <w:r>
+              <w:rPr>
+                <w:sz w:val="19"/>
+                <w:szCs w:val="19"/>
+              </w:rPr>
+              <w:t xml:space="preserve">B)  15 points</w:t>
+            </w:r>
+          </w:p>
+          <w:p>
+            <w:pPr>
+              <w:spacing w:after="30"/>
+              <w:ind w:left="180"/>
+            </w:pPr>
+            <w:r>
+              <w:rPr>
+                <w:sz w:val="19"/>
+                <w:szCs w:val="19"/>
+              </w:rPr>
+              <w:t xml:space="preserve">C)  17 points</w:t>
+            </w:r>
+          </w:p>
+          <w:p>
+            <w:pPr>
+              <w:spacing w:after="30"/>
+              <w:ind w:left="180"/>
+            </w:pPr>
+            <w:r>
+              <w:rPr>
+                <w:sz w:val="19"/>
+                <w:szCs w:val="19"/>
+              </w:rPr>
+              <w:t xml:space="preserve">D)  283 points</w:t>
+            </w:r>
+          </w:p>
+        </w:tc>
+        <w:tc>
+          <w:tcPr>
+            <w:tcW w:type="dxa" w:w="3560"/>
+            <w:tcMar>
+              <w:top w:type="dxa" w:w="80"/>
+              <w:left w:type="dxa" w:w="100"/>
+              <w:bottom w:type="dxa" w:w="80"/>
+              <w:right w:type="dxa" w:w="100"/>
+            </w:tcMar>
+            <w:vAlign w:val="top"/>
+          </w:tcPr>
+          <w:p>
+            <w:pPr>
+              <w:spacing w:after="40"/>
+            </w:pPr>
+            <w:r>
+              <w:rPr>
+                <w:b/>
+                <w:bCs/>
+                <w:color w:val="1FA6A2"/>
+                <w:sz w:val="19"/>
+                <w:szCs w:val="19"/>
+              </w:rPr>
+              <w:t xml:space="preserve">Solution:  </w:t>
+            </w:r>
+            <w:r>
+              <w:rPr>
+                <w:b/>
+                <w:bCs/>
+                <w:sz w:val="19"/>
+                <w:szCs w:val="19"/>
+              </w:rPr>
+              <w:t xml:space="preserve">C)  17 points</w:t>
+            </w:r>
+          </w:p>
+          <w:p>
+            <w:pPr>
+              <w:spacing w:after="40"/>
+            </w:pPr>
+            <w:r>
+              <w:rPr>
+                <w:i/>
+                <w:iCs/>
+                <w:color w:val="5F6F80"/>
+                <w:sz w:val="18"/>
+                <w:szCs w:val="18"/>
+              </w:rPr>
+              <w:t xml:space="preserve">She needs 150 points in all and already has 133, so game 10 must supply 150 − 133 = 17 points.</w:t>
+            </w:r>
+          </w:p>
+          <w:p>
+            <w:pPr>
+              <w:pBdr>
+                <w:bottom w:val="single" w:color="AFBECC" w:sz="6"/>
+              </w:pBdr>
+              <w:spacing w:after="30" w:before="150"/>
             </w:pPr>
             <w:r>
               <w:t xml:space="preserve"/>
@@ -4159,7 +5154,125 @@
           </w:p>
           <w:p>
             <w:pPr>
-              <w:spacing w:after="0" w:line="320"/>
+              <w:pBdr>
+                <w:bottom w:val="single" w:color="AFBECC" w:sz="6"/>
+              </w:pBdr>
+              <w:spacing w:after="30" w:before="150"/>
+            </w:pPr>
+            <w:r>
+              <w:t xml:space="preserve"/>
+            </w:r>
+          </w:p>
+        </w:tc>
+        <w:tc>
+          <w:tcPr>
+            <w:tcW w:type="dxa" w:w="3000"/>
+            <w:shd w:fill="FBF3E2" w:color="auto" w:val="clear"/>
+            <w:tcMar>
+              <w:top w:type="dxa" w:w="80"/>
+              <w:left w:type="dxa" w:w="100"/>
+              <w:bottom w:type="dxa" w:w="80"/>
+              <w:right w:type="dxa" w:w="100"/>
+            </w:tcMar>
+            <w:vAlign w:val="top"/>
+          </w:tcPr>
+          <w:p>
+            <w:pPr>
+              <w:spacing w:after="40"/>
+            </w:pPr>
+            <w:r>
+              <w:rPr>
+                <w:b/>
+                <w:bCs/>
+                <w:color w:val="12355B"/>
+                <w:sz w:val="19"/>
+                <w:szCs w:val="19"/>
+              </w:rPr>
+              <w:t xml:space="preserve">Because... </w:t>
+            </w:r>
+            <w:r>
+              <w:rPr>
+                <w:color w:val="AFBECC"/>
+                <w:sz w:val="19"/>
+                <w:szCs w:val="19"/>
+              </w:rPr>
+              <w:t xml:space="preserve">________________</w:t>
+            </w:r>
+          </w:p>
+          <w:p>
+            <w:pPr>
+              <w:pBdr>
+                <w:bottom w:val="single" w:color="AFBECC" w:sz="6"/>
+              </w:pBdr>
+              <w:spacing w:after="30" w:before="150"/>
+            </w:pPr>
+            <w:r>
+              <w:t xml:space="preserve"/>
+            </w:r>
+          </w:p>
+          <w:p>
+            <w:pPr>
+              <w:spacing w:after="40" w:before="80"/>
+            </w:pPr>
+            <w:r>
+              <w:rPr>
+                <w:b/>
+                <w:bCs/>
+                <w:color w:val="6B4FA0"/>
+                <w:sz w:val="19"/>
+                <w:szCs w:val="19"/>
+              </w:rPr>
+              <w:t xml:space="preserve">Although... </w:t>
+            </w:r>
+            <w:r>
+              <w:rPr>
+                <w:color w:val="AFBECC"/>
+                <w:sz w:val="19"/>
+                <w:szCs w:val="19"/>
+              </w:rPr>
+              <w:t xml:space="preserve">_______________</w:t>
+            </w:r>
+          </w:p>
+          <w:p>
+            <w:pPr>
+              <w:pBdr>
+                <w:bottom w:val="single" w:color="AFBECC" w:sz="6"/>
+              </w:pBdr>
+              <w:spacing w:after="30" w:before="150"/>
+            </w:pPr>
+            <w:r>
+              <w:t xml:space="preserve"/>
+            </w:r>
+          </w:p>
+          <w:p>
+            <w:pPr>
+              <w:spacing w:after="40" w:before="80"/>
+            </w:pPr>
+            <w:r>
+              <w:rPr>
+                <w:b/>
+                <w:bCs/>
+                <w:color w:val="1FA6A2"/>
+                <w:sz w:val="19"/>
+                <w:szCs w:val="19"/>
+              </w:rPr>
+              <w:t xml:space="preserve">Therefore... </w:t>
+            </w:r>
+            <w:r>
+              <w:rPr>
+                <w:color w:val="AFBECC"/>
+                <w:sz w:val="19"/>
+                <w:szCs w:val="19"/>
+              </w:rPr>
+              <w:t xml:space="preserve">______________</w:t>
+            </w:r>
+          </w:p>
+          <w:p>
+            <w:pPr>
+              <w:pBdr>
+                <w:bottom w:val="single" w:color="AFBECC" w:sz="6"/>
+              </w:pBdr>
+              <w:spacing w:after="30" w:before="150"/>
             </w:pPr>
             <w:r>
               <w:t xml:space="preserve"/>
@@ -4168,6 +5281,14 @@
         </w:tc>
       </w:tr>
     </w:tbl>
+    <w:p>
+      <w:pPr>
+        <w:spacing w:after="80"/>
+      </w:pPr>
+      <w:r>
+        <w:t xml:space="preserve"/>
+      </w:r>
+    </w:p>
     <w:p>
       <w:pPr>
         <w:pStyle w:val="Heading1"/>
@@ -4286,6 +5407,149 @@
         <w:t xml:space="preserve"/>
       </w:r>
     </w:p>
+    <w:p>
+      <w:pPr>
+        <w:spacing w:after="60"/>
+      </w:pPr>
+      <w:r>
+        <w:t xml:space="preserve"/>
+      </w:r>
+    </w:p>
+    <w:tbl>
+      <w:tblPr>
+        <w:tblW w:type="dxa" w:w="9360"/>
+        <w:tblBorders>
+          <w:top w:val="single" w:color="C7D2DD" w:sz="6"/>
+          <w:left w:val="single" w:color="C7D2DD" w:sz="6"/>
+          <w:bottom w:val="single" w:color="C7D2DD" w:sz="6"/>
+          <w:right w:val="single" w:color="C7D2DD" w:sz="6"/>
+          <w:insideH w:val="single" w:color="C7D2DD" w:sz="6"/>
+          <w:insideV w:val="single" w:color="C7D2DD" w:sz="6"/>
+        </w:tblBorders>
+      </w:tblPr>
+      <w:tblGrid>
+        <w:gridCol w:w="3120"/>
+        <w:gridCol w:w="3120"/>
+        <w:gridCol w:w="3120"/>
+      </w:tblGrid>
+      <w:tr>
+        <w:trPr>
+          <w:cantSplit/>
+          <w:tblHeader/>
+        </w:trPr>
+        <w:tc>
+          <w:tcPr>
+            <w:tcW w:type="dxa" w:w="9360"/>
+            <w:gridSpan w:val="3"/>
+            <w:shd w:fill="EEF4F8" w:color="auto" w:val="clear"/>
+            <w:tcMar>
+              <w:top w:type="dxa" w:w="60"/>
+              <w:left w:type="dxa" w:w="100"/>
+              <w:bottom w:type="dxa" w:w="60"/>
+              <w:right w:type="dxa" w:w="100"/>
+            </w:tcMar>
+          </w:tcPr>
+          <w:p>
+            <w:pPr>
+              <w:spacing w:after="0"/>
+            </w:pPr>
+            <w:r>
+              <w:rPr>
+                <w:b/>
+                <w:bCs/>
+                <w:color w:val="12355B"/>
+                <w:sz w:val="18"/>
+                <w:szCs w:val="18"/>
+              </w:rPr>
+              <w:t xml:space="preserve">EXIT CHECK · 3-POINT SELF-ASSESSMENT CHECKLIST</w:t>
+            </w:r>
+          </w:p>
+        </w:tc>
+      </w:tr>
+      <w:tr>
+        <w:trPr>
+          <w:cantSplit/>
+        </w:trPr>
+        <w:tc>
+          <w:tcPr>
+            <w:tcW w:type="dxa" w:w="3120"/>
+            <w:tcMar>
+              <w:top w:type="dxa" w:w="80"/>
+              <w:left w:type="dxa" w:w="100"/>
+              <w:bottom w:type="dxa" w:w="80"/>
+              <w:right w:type="dxa" w:w="100"/>
+            </w:tcMar>
+          </w:tcPr>
+          <w:p>
+            <w:pPr>
+              <w:spacing w:after="0"/>
+            </w:pPr>
+            <w:r>
+              <w:rPr>
+                <w:b/>
+                <w:bCs/>
+                <w:color w:val="1A2733"/>
+                <w:sz w:val="18"/>
+                <w:szCs w:val="18"/>
+              </w:rPr>
+              <w:t xml:space="preserve">☐ 1. Units &amp; Labels Verified</w:t>
+            </w:r>
+          </w:p>
+        </w:tc>
+        <w:tc>
+          <w:tcPr>
+            <w:tcW w:type="dxa" w:w="3120"/>
+            <w:tcMar>
+              <w:top w:type="dxa" w:w="80"/>
+              <w:left w:type="dxa" w:w="100"/>
+              <w:bottom w:type="dxa" w:w="80"/>
+              <w:right w:type="dxa" w:w="100"/>
+            </w:tcMar>
+          </w:tcPr>
+          <w:p>
+            <w:pPr>
+              <w:spacing w:after="0"/>
+            </w:pPr>
+            <w:r>
+              <w:rPr>
+                <w:b/>
+                <w:bCs/>
+                <w:color w:val="1A2733"/>
+                <w:sz w:val="18"/>
+                <w:szCs w:val="18"/>
+              </w:rPr>
+              <w:t xml:space="preserve">☐ 2. Reasoning Stated (Because / Although / Therefore)</w:t>
+            </w:r>
+          </w:p>
+        </w:tc>
+        <w:tc>
+          <w:tcPr>
+            <w:tcW w:type="dxa" w:w="3120"/>
+            <w:tcMar>
+              <w:top w:type="dxa" w:w="80"/>
+              <w:left w:type="dxa" w:w="100"/>
+              <w:bottom w:type="dxa" w:w="80"/>
+              <w:right w:type="dxa" w:w="100"/>
+            </w:tcMar>
+          </w:tcPr>
+          <w:p>
+            <w:pPr>
+              <w:spacing w:after="0"/>
+            </w:pPr>
+            <w:r>
+              <w:rPr>
+                <w:b/>
+                <w:bCs/>
+                <w:color w:val="1A2733"/>
+                <w:sz w:val="18"/>
+                <w:szCs w:val="18"/>
+              </w:rPr>
+              <w:t xml:space="preserve">☐ 3. Calculations Double-Checked</w:t>
+            </w:r>
+          </w:p>
+        </w:tc>
+      </w:tr>
+    </w:tbl>
     <w:p>
       <w:pPr>
         <w:pStyle w:val="Heading1"/>
